--- a/tests/corpus_v2/docs/services_0002.docx
+++ b/tests/corpus_v2/docs/services_0002.docx
@@ -21,7 +21,13 @@
         <w:rPr>
           <w:b/>
         </w:rPr>
-        <w:t xml:space="preserve">№ 152/2023-К</w:t>
+        <w:t xml:space="preserve">№ </w:t>
+      </w:r>
+      <w:r>
+        <w:rPr>
+          <w:b/>
+        </w:rPr>
+        <w:t xml:space="preserve">76/2023-К</w:t>
       </w:r>
     </w:p>
     <w:p/>
@@ -108,10 +114,10 @@
         <w:t xml:space="preserve">, именуемая в дальнейшем «Заказчик»</w:t>
       </w:r>
       <w:r>
-        <w:t xml:space="preserve">, с другой стороны, совместно именуемые «Стороны», заключили настоящий </w:t>
-      </w:r>
-      <w:r>
-        <w:t xml:space="preserve">Договор № 83/2024-С</w:t>
+        <w:t xml:space="preserve">, с другой стороны, совместно именуемые «Стороны», заключили настоящий Договор № </w:t>
+      </w:r>
+      <w:r>
+        <w:t xml:space="preserve">94794/372-сс</w:t>
       </w:r>
       <w:r>
         <w:t xml:space="preserve"> (далее — Договор) о нижеследующем:</w:t>
@@ -150,7 +156,7 @@
         <w:t xml:space="preserve">Услуги считаются оказанными после подписания Сторонами акта сдачи-приёмки. Срок оплаты — </w:t>
       </w:r>
       <w:r>
-        <w:t xml:space="preserve">в течение 7 рабочих дней с момента выставления счета</w:t>
+        <w:t xml:space="preserve">не позднее 11.09.2026</w:t>
       </w:r>
       <w:r>
         <w:t xml:space="preserve">.</w:t>
@@ -178,7 +184,13 @@
         <w:t xml:space="preserve">2.1. Общая цена Договора: </w:t>
       </w:r>
       <w:r>
-        <w:t xml:space="preserve">1 000 000 руб.</w:t>
+        <w:t xml:space="preserve">Девяносто три миллиона девятьсот тысяч рублей</w:t>
+      </w:r>
+      <w:r>
+        <w:t xml:space="preserve">, в т.ч. НДС </w:t>
+      </w:r>
+      <w:r>
+        <w:t xml:space="preserve">18%</w:t>
       </w:r>
       <w:r>
         <w:t xml:space="preserve">.</w:t>
@@ -189,7 +201,7 @@
         <w:t xml:space="preserve">2.2. Налог: </w:t>
       </w:r>
       <w:r>
-        <w:t xml:space="preserve">0,2% за каждый день просрочки</w:t>
+        <w:t xml:space="preserve">1/150 ключевой ставки ЦБ РФ от стоимости неоплаченных работ</w:t>
       </w:r>
       <w:r>
         <w:t xml:space="preserve">.</w:t>
@@ -200,7 +212,7 @@
         <w:t xml:space="preserve">2.3. Срок оплаты — </w:t>
       </w:r>
       <w:r>
-        <w:t xml:space="preserve">в течение 5 рабочих дней с момента подписания акта</w:t>
+        <w:t xml:space="preserve">в течение 36 (Тридцати шести) месяцев с момента подписания акта</w:t>
       </w:r>
       <w:r>
         <w:t xml:space="preserve">.</w:t>
@@ -220,7 +232,7 @@
         <w:t xml:space="preserve">, артикул </w:t>
       </w:r>
       <w:r>
-        <w:t xml:space="preserve">RM-8489-37</w:t>
+        <w:t xml:space="preserve">RM-3096-68</w:t>
       </w:r>
       <w:r>
         <w:t xml:space="preserve">, код </w:t>
@@ -280,7 +292,10 @@
         <w:t xml:space="preserve">. Цена — </w:t>
       </w:r>
       <w:r>
-        <w:t xml:space="preserve">2 500 000 рублей</w:t>
+        <w:t xml:space="preserve">79 600 000 руб. 00 копеек</w:t>
+      </w:r>
+      <w:r>
+        <w:t xml:space="preserve">, НДС не облагается</w:t>
       </w:r>
       <w:r>
         <w:t xml:space="preserve">.</w:t>
@@ -300,7 +315,7 @@
         <w:t xml:space="preserve">3.1. Место исполнения обязательств: </w:t>
       </w:r>
       <w:r>
-        <w:t xml:space="preserve">141300, г. Сергиев Посад, ул. Тверская, д. 13, кв. 128</w:t>
+        <w:t xml:space="preserve">344002, г. Ростов-на-Дону, ш. Кутузовский, д. 8, кв. 25</w:t>
       </w:r>
       <w:r>
         <w:t xml:space="preserve">.</w:t>
@@ -317,7 +332,7 @@
         <w:t xml:space="preserve"> по телефону </w:t>
       </w:r>
       <w:r>
-        <w:t xml:space="preserve">+7 (846) 153-18-60</w:t>
+        <w:t xml:space="preserve">+7 (843) 796-16-18</w:t>
       </w:r>
       <w:r>
         <w:t xml:space="preserve">.</w:t>
@@ -328,7 +343,7 @@
         <w:t xml:space="preserve">3.3. Срок исполнения обязательств — </w:t>
       </w:r>
       <w:r>
-        <w:t xml:space="preserve">30 дней с момента заключения контракта</w:t>
+        <w:t xml:space="preserve">в течение 30 дней с момента поступления денежных средств на расчетный счет</w:t>
       </w:r>
       <w:r>
         <w:t xml:space="preserve">.</w:t>
@@ -359,13 +374,19 @@
         <w:t xml:space="preserve">Размер неустойки за нарушение сроков оплаты: </w:t>
       </w:r>
       <w:r>
-        <w:t xml:space="preserve">0,1% от стоимости</w:t>
+        <w:t xml:space="preserve">1/150 ключевой ставки ЦБ РФ от общей суммы счета</w:t>
+      </w:r>
+      <w:r>
+        <w:t xml:space="preserve">, но не более </w:t>
+      </w:r>
+      <w:r>
+        <w:t xml:space="preserve">20% от цены Договора</w:t>
       </w:r>
       <w:r>
         <w:t xml:space="preserve">. Предельный размер ответственности: </w:t>
       </w:r>
       <w:r>
-        <w:t xml:space="preserve">15% годовых</w:t>
+        <w:t xml:space="preserve">0,2 (двух десятых) процента за каждый день просрочки</w:t>
       </w:r>
       <w:r>
         <w:t xml:space="preserve">.</w:t>
@@ -387,7 +408,7 @@
         <w:t xml:space="preserve">Сторона, для которой создалась невозможность исполнения, обязана уведомить другую Сторону. Срок уведомления — </w:t>
       </w:r>
       <w:r>
-        <w:t xml:space="preserve">10 рабочих дней с момента поступления денежных средств на расчетный счет</w:t>
+        <w:t xml:space="preserve">в течение пяти календарных дней с момента заключения контракта</w:t>
       </w:r>
       <w:r>
         <w:t xml:space="preserve">.</w:t>
@@ -401,13 +422,79 @@
         <w:t xml:space="preserve">Все споры и разногласия решаются путём переговоров. Претензионный порядок обязателен, срок ответа на претензию — </w:t>
       </w:r>
       <w:r>
-        <w:t xml:space="preserve">7 рабочих дней</w:t>
-      </w:r>
-      <w:r>
-        <w:t xml:space="preserve">.</w:t>
-      </w:r>
-    </w:p>
-    <w:p/>
+        <w:t xml:space="preserve">в течение 14 (Четырнадцати) дней с момента подписания акта</w:t>
+      </w:r>
+      <w:r>
+        <w:t xml:space="preserve">.</w:t>
+      </w:r>
+    </w:p>
+    <w:p/>
+    <w:p/>
+    <w:p/>
+    <w:p>
+      <w:r>
+        <w:rPr>
+          <w:b/>
+        </w:rPr>
+        <w:t xml:space="preserve">9. КОНТРОЛЬНЫЕ ВЕЛИЧИНЫ</w:t>
+      </w:r>
+    </w:p>
+    <w:p>
+      <w:r>
+        <w:t xml:space="preserve">9.1. Контрольная запись: </w:t>
+      </w:r>
+      <w:r>
+        <w:rPr>
+          <w:b/>
+        </w:rPr>
+        <w:t xml:space="preserve">1/1</w:t>
+      </w:r>
+      <w:r>
+        <w:t xml:space="preserve">30 ключевой ставки ЦБ РФ от цены Договора</w:t>
+      </w:r>
+      <w:r>
+        <w:t xml:space="preserve">.</w:t>
+      </w:r>
+    </w:p>
+    <w:p>
+      <w:r>
+        <w:t xml:space="preserve">9.2. Контрольная запись: </w:t>
+      </w:r>
+      <w:r>
+        <w:rPr>
+          <w:b/>
+        </w:rPr>
+        <w:t xml:space="preserve">не позднее 05.06.20</w:t>
+      </w:r>
+      <w:r>
+        <w:t xml:space="preserve">25</w:t>
+      </w:r>
+      <w:r>
+        <w:t xml:space="preserve">.</w:t>
+      </w:r>
+    </w:p>
+    <w:p>
+      <w:r>
+        <w:t xml:space="preserve">9.3. Контрольная запись: </w:t>
+      </w:r>
+      <w:r>
+        <w:t xml:space="preserve">68/13</w:t>
+      </w:r>
+      <w:r>
+        <w:t xml:space="preserve">.</w:t>
+      </w:r>
+    </w:p>
+    <w:p>
+      <w:r>
+        <w:t xml:space="preserve">9.4. Контрольная запись: </w:t>
+      </w:r>
+      <w:r>
+        <w:t xml:space="preserve">не более 1 1 8 000 (Ста восемнадцати тысяч) рублей 0 коп.</w:t>
+      </w:r>
+      <w:r>
+        <w:t xml:space="preserve">.</w:t>
+      </w:r>
+    </w:p>
     <w:p/>
     <w:p>
       <w:r>
@@ -465,7 +552,7 @@
               <w:t xml:space="preserve">Адрес регистрации: </w:t>
             </w:r>
             <w:r>
-              <w:t xml:space="preserve">143000, г. Одинцово, бул. Гагарина, д. 13, кв. 28</w:t>
+              <w:t xml:space="preserve">443010, г. Самара, пер. Кирова, д. 71, кв. 57</w:t>
             </w:r>
           </w:p>
           <w:p>
@@ -504,7 +591,7 @@
               <w:t xml:space="preserve">Тел.: </w:t>
             </w:r>
             <w:r>
-              <w:t xml:space="preserve">+7 (495) 251-89-39</w:t>
+              <w:t xml:space="preserve">+7 (846) 154-68-33</w:t>
             </w:r>
           </w:p>
           <w:p>
@@ -512,7 +599,7 @@
               <w:t xml:space="preserve">E-mail: </w:t>
             </w:r>
             <w:r>
-              <w:t xml:space="preserve">ershova@corp-tehno.ru</w:t>
+              <w:t xml:space="preserve">ershova@yandex.ru</w:t>
             </w:r>
           </w:p>
           <w:p/>
@@ -555,7 +642,7 @@
               <w:t xml:space="preserve">Адрес регистрации: </w:t>
             </w:r>
             <w:r>
-              <w:t xml:space="preserve">603000, г. Нижний Новгород, проезд Кирова, д. 90, кв. 14</w:t>
+              <w:t xml:space="preserve">143400, г. Красногорск, ул. Заречная, д. 72, кв. 100</w:t>
             </w:r>
           </w:p>
           <w:p>
@@ -594,7 +681,7 @@
               <w:t xml:space="preserve">Тел.: </w:t>
             </w:r>
             <w:r>
-              <w:t xml:space="preserve">+7 (843) 290-33-56</w:t>
+              <w:t xml:space="preserve">+7 (495) 734-52-59</w:t>
             </w:r>
           </w:p>
           <w:p>
@@ -602,7 +689,7 @@
               <w:t xml:space="preserve">E-mail: </w:t>
             </w:r>
             <w:r>
-              <w:t xml:space="preserve">morozova@romashka.ru</w:t>
+              <w:t xml:space="preserve">morozova@mail.ru</w:t>
             </w:r>
           </w:p>
           <w:p/>

--- a/tests/corpus_v2/docs/services_0002.docx
+++ b/tests/corpus_v2/docs/services_0002.docx
@@ -478,7 +478,13 @@
         <w:t xml:space="preserve">9.3. Контрольная запись: </w:t>
       </w:r>
       <w:r>
-        <w:t xml:space="preserve">68/13</w:t>
+        <w:rPr>
+          <w:b/>
+        </w:rPr>
+        <w:t xml:space="preserve">6</w:t>
+      </w:r>
+      <w:r>
+        <w:t xml:space="preserve">8/13</w:t>
       </w:r>
       <w:r>
         <w:t xml:space="preserve">.</w:t>

--- a/tests/corpus_v2/docs/services_0002.docx
+++ b/tests/corpus_v2/docs/services_0002.docx
@@ -27,7 +27,7 @@
         <w:rPr>
           <w:b/>
         </w:rPr>
-        <w:t xml:space="preserve">76/2023-К</w:t>
+        <w:t xml:space="preserve">1/24</w:t>
       </w:r>
     </w:p>
     <w:p/>
@@ -481,10 +481,10 @@
         <w:rPr>
           <w:b/>
         </w:rPr>
-        <w:t xml:space="preserve">6</w:t>
-      </w:r>
-      <w:r>
-        <w:t xml:space="preserve">8/13</w:t>
+        <w:t xml:space="preserve">59/20</w:t>
+      </w:r>
+      <w:r>
+        <w:t xml:space="preserve">25-П</w:t>
       </w:r>
       <w:r>
         <w:t xml:space="preserve">.</w:t>

--- a/tests/corpus_v2/docs/services_0002.docx
+++ b/tests/corpus_v2/docs/services_0002.docx
@@ -27,19 +27,19 @@
         <w:rPr>
           <w:b/>
         </w:rPr>
-        <w:t xml:space="preserve">1/24</w:t>
-      </w:r>
-    </w:p>
-    <w:p/>
-    <w:p>
-      <w:r>
-        <w:t xml:space="preserve">г. Тверь</w:t>
+        <w:t xml:space="preserve">4/11</w:t>
+      </w:r>
+    </w:p>
+    <w:p/>
+    <w:p>
+      <w:r>
+        <w:t xml:space="preserve">г. Красногорск</w:t>
       </w:r>
       <w:r>
         <w:t xml:space="preserve">     </w:t>
       </w:r>
       <w:r>
-        <w:t xml:space="preserve">«14» ноября 2025 г.</w:t>
+        <w:t xml:space="preserve">«15» марта 2024 г.</w:t>
       </w:r>
     </w:p>
     <w:p/>
@@ -54,25 +54,25 @@
         <w:t xml:space="preserve">паспорт </w:t>
       </w:r>
       <w:r>
-        <w:t xml:space="preserve">63 03 668378</w:t>
+        <w:t xml:space="preserve">46 10 106762</w:t>
       </w:r>
       <w:r>
         <w:t xml:space="preserve">, выдан </w:t>
       </w:r>
       <w:r>
-        <w:t xml:space="preserve">ТП № 2 ОУФМС России по Московской обл.</w:t>
+        <w:t xml:space="preserve">ГУ МВД России по г. Москве</w:t>
       </w:r>
       <w:r>
         <w:t xml:space="preserve"> </w:t>
       </w:r>
       <w:r>
-        <w:t xml:space="preserve">05.09.2005</w:t>
+        <w:t xml:space="preserve">17.02.2006</w:t>
       </w:r>
       <w:r>
         <w:t xml:space="preserve">, код подразделения </w:t>
       </w:r>
       <w:r>
-        <w:t xml:space="preserve">479-259</w:t>
+        <w:t xml:space="preserve">259-461</w:t>
       </w:r>
       <w:r>
         <w:t xml:space="preserve">, именуемая в дальнейшем «Исполнитель»</w:t>
@@ -90,7 +90,7 @@
         <w:t xml:space="preserve">паспорт </w:t>
       </w:r>
       <w:r>
-        <w:t xml:space="preserve">21 17 497728</w:t>
+        <w:t xml:space="preserve">83 02 609492</w:t>
       </w:r>
       <w:r>
         <w:t xml:space="preserve">, выдан </w:t>
@@ -102,13 +102,13 @@
         <w:t xml:space="preserve"> </w:t>
       </w:r>
       <w:r>
-        <w:t xml:space="preserve">23.03.2013</w:t>
+        <w:t xml:space="preserve">02.12.2006</w:t>
       </w:r>
       <w:r>
         <w:t xml:space="preserve">, код подразделения </w:t>
       </w:r>
       <w:r>
-        <w:t xml:space="preserve">582-034</w:t>
+        <w:t xml:space="preserve">487-582</w:t>
       </w:r>
       <w:r>
         <w:t xml:space="preserve">, именуемая в дальнейшем «Заказчик»</w:t>
@@ -117,7 +117,7 @@
         <w:t xml:space="preserve">, с другой стороны, совместно именуемые «Стороны», заключили настоящий Договор № </w:t>
       </w:r>
       <w:r>
-        <w:t xml:space="preserve">94794/372-сс</w:t>
+        <w:t xml:space="preserve">91931/693-сс</w:t>
       </w:r>
       <w:r>
         <w:t xml:space="preserve"> (далее — Договор) о нижеследующем:</w:t>
@@ -156,7 +156,7 @@
         <w:t xml:space="preserve">Услуги считаются оказанными после подписания Сторонами акта сдачи-приёмки. Срок оплаты — </w:t>
       </w:r>
       <w:r>
-        <w:t xml:space="preserve">не позднее 11.09.2026</w:t>
+        <w:t xml:space="preserve">не позднее 27.11.2026</w:t>
       </w:r>
       <w:r>
         <w:t xml:space="preserve">.</w:t>
@@ -184,7 +184,7 @@
         <w:t xml:space="preserve">2.1. Общая цена Договора: </w:t>
       </w:r>
       <w:r>
-        <w:t xml:space="preserve">Девяносто три миллиона девятьсот тысяч рублей</w:t>
+        <w:t xml:space="preserve">Тридцать три миллиона девятьсот тысяч рублей</w:t>
       </w:r>
       <w:r>
         <w:t xml:space="preserve">, в т.ч. НДС </w:t>
@@ -232,7 +232,7 @@
         <w:t xml:space="preserve">, артикул </w:t>
       </w:r>
       <w:r>
-        <w:t xml:space="preserve">RM-3096-68</w:t>
+        <w:t xml:space="preserve">RM-5894-80</w:t>
       </w:r>
       <w:r>
         <w:t xml:space="preserve">, код </w:t>
@@ -289,10 +289,16 @@
         <w:t xml:space="preserve">МКАС при ТПП РФ</w:t>
       </w:r>
       <w:r>
+        <w:t xml:space="preserve">. Товар отгружается с сопроводительным документом паспорт качества № </w:t>
+      </w:r>
+      <w:r>
+        <w:t xml:space="preserve">17 15 805790</w:t>
+      </w:r>
+      <w:r>
         <w:t xml:space="preserve">. Цена — </w:t>
       </w:r>
       <w:r>
-        <w:t xml:space="preserve">79 600 000 руб. 00 копеек</w:t>
+        <w:t xml:space="preserve">769 000 руб. 00 копеек</w:t>
       </w:r>
       <w:r>
         <w:t xml:space="preserve">, НДС не облагается</w:t>
@@ -315,7 +321,7 @@
         <w:t xml:space="preserve">3.1. Место исполнения обязательств: </w:t>
       </w:r>
       <w:r>
-        <w:t xml:space="preserve">344002, г. Ростов-на-Дону, ш. Кутузовский, д. 8, кв. 25</w:t>
+        <w:t xml:space="preserve">143000, г. Одинцово, ш. Кутузовский, д. 8, кв. 25</w:t>
       </w:r>
       <w:r>
         <w:t xml:space="preserve">.</w:t>
@@ -550,7 +556,7 @@
               <w:t xml:space="preserve">Дата рождения: </w:t>
             </w:r>
             <w:r>
-              <w:t xml:space="preserve">10.02.1959</w:t>
+              <w:t xml:space="preserve">04.02.2000</w:t>
             </w:r>
           </w:p>
           <w:p>
@@ -566,16 +572,16 @@
               <w:t xml:space="preserve">Паспорт </w:t>
             </w:r>
             <w:r>
-              <w:t xml:space="preserve">63 03 668378</w:t>
-            </w:r>
-            <w:r>
-              <w:t xml:space="preserve">, выдан ТП № 2 ОУФМС России по Московской обл. 05.09.2005</w:t>
+              <w:t xml:space="preserve">46 10 106762</w:t>
+            </w:r>
+            <w:r>
+              <w:t xml:space="preserve">, выдан ГУ МВД России по г. Москве 17.02.2006</w:t>
             </w:r>
             <w:r>
               <w:t xml:space="preserve">, код подразделения </w:t>
             </w:r>
             <w:r>
-              <w:t xml:space="preserve">479-259</w:t>
+              <w:t xml:space="preserve">259-461</w:t>
             </w:r>
           </w:p>
           <w:p>
@@ -583,13 +589,13 @@
               <w:t xml:space="preserve">СНИЛС </w:t>
             </w:r>
             <w:r>
-              <w:t xml:space="preserve">979-548-871 18</w:t>
+              <w:t xml:space="preserve">548-871-717 48</w:t>
             </w:r>
             <w:r>
               <w:t xml:space="preserve"> ИНН </w:t>
             </w:r>
             <w:r>
-              <w:t xml:space="preserve">541440478663</w:t>
+              <w:t xml:space="preserve">440478697902</w:t>
             </w:r>
           </w:p>
           <w:p>
@@ -640,7 +646,7 @@
               <w:t xml:space="preserve">Дата рождения: </w:t>
             </w:r>
             <w:r>
-              <w:t xml:space="preserve">04.03.1968</w:t>
+              <w:t xml:space="preserve">12.02.1964</w:t>
             </w:r>
           </w:p>
           <w:p>
@@ -656,16 +662,16 @@
               <w:t xml:space="preserve">Паспорт </w:t>
             </w:r>
             <w:r>
-              <w:t xml:space="preserve">21 17 497728</w:t>
-            </w:r>
-            <w:r>
-              <w:t xml:space="preserve">, выдан ОВД «Тропарёво» г. Москвы 23.03.2013</w:t>
+              <w:t xml:space="preserve">83 02 609492</w:t>
+            </w:r>
+            <w:r>
+              <w:t xml:space="preserve">, выдан ОВД «Тропарёво» г. Москвы 02.12.2006</w:t>
             </w:r>
             <w:r>
               <w:t xml:space="preserve">, код подразделения </w:t>
             </w:r>
             <w:r>
-              <w:t xml:space="preserve">582-034</w:t>
+              <w:t xml:space="preserve">487-582</w:t>
             </w:r>
           </w:p>
           <w:p>
@@ -673,13 +679,13 @@
               <w:t xml:space="preserve">СНИЛС </w:t>
             </w:r>
             <w:r>
-              <w:t xml:space="preserve">601-127-487 39</w:t>
+              <w:t xml:space="preserve">112-748-728 57</w:t>
             </w:r>
             <w:r>
               <w:t xml:space="preserve"> ИНН </w:t>
             </w:r>
             <w:r>
-              <w:t xml:space="preserve">093816584667</w:t>
+              <w:t xml:space="preserve">381658466000</w:t>
             </w:r>
           </w:p>
           <w:p>

--- a/tests/corpus_v2/docs/services_0002.docx
+++ b/tests/corpus_v2/docs/services_0002.docx
@@ -295,10 +295,46 @@
         <w:t xml:space="preserve">17 15 805790</w:t>
       </w:r>
       <w:r>
+        <w:t xml:space="preserve">. К партии приложен паспорт изделия № </w:t>
+      </w:r>
+      <w:r>
+        <w:t xml:space="preserve">95 07 496445</w:t>
+      </w:r>
+      <w:r>
+        <w:t xml:space="preserve">. Оборудование поставляется с паспортом транспортного средства № </w:t>
+      </w:r>
+      <w:r>
+        <w:t xml:space="preserve">80 18 063737</w:t>
+      </w:r>
+      <w:r>
+        <w:t xml:space="preserve">. Приёмка производится согласно техническому паспорту </w:t>
+      </w:r>
+      <w:r>
+        <w:t xml:space="preserve">13 16 712954</w:t>
+      </w:r>
+      <w:r>
+        <w:t xml:space="preserve">. СНИЛС не указан, номер заказа </w:t>
+      </w:r>
+      <w:r>
+        <w:t xml:space="preserve">054-067-935 50</w:t>
+      </w:r>
+      <w:r>
+        <w:t xml:space="preserve">. Дата рождения не проставлена, документ выдан </w:t>
+      </w:r>
+      <w:r>
+        <w:t xml:space="preserve">22.02.2019</w:t>
+      </w:r>
+      <w:r>
+        <w:t xml:space="preserve">. Код подразделения, см. артикул </w:t>
+      </w:r>
+      <w:r>
+        <w:t xml:space="preserve">139-866</w:t>
+      </w:r>
+      <w:r>
         <w:t xml:space="preserve">. Цена — </w:t>
       </w:r>
       <w:r>
-        <w:t xml:space="preserve">769 000 руб. 00 копеек</w:t>
+        <w:t xml:space="preserve">393 000 руб. 00 копеек</w:t>
       </w:r>
       <w:r>
         <w:t xml:space="preserve">, НДС не облагается</w:t>
@@ -321,7 +357,7 @@
         <w:t xml:space="preserve">3.1. Место исполнения обязательств: </w:t>
       </w:r>
       <w:r>
-        <w:t xml:space="preserve">143000, г. Одинцово, ш. Кутузовский, д. 8, кв. 25</w:t>
+        <w:t xml:space="preserve">394000, г. Воронеж, ул. Мира, д. 8, кв. 38</w:t>
       </w:r>
       <w:r>
         <w:t xml:space="preserve">.</w:t>
@@ -338,7 +374,7 @@
         <w:t xml:space="preserve"> по телефону </w:t>
       </w:r>
       <w:r>
-        <w:t xml:space="preserve">+7 (843) 796-16-18</w:t>
+        <w:t xml:space="preserve">+7 (383) 332-43-80</w:t>
       </w:r>
       <w:r>
         <w:t xml:space="preserve">.</w:t>
@@ -349,7 +385,7 @@
         <w:t xml:space="preserve">3.3. Срок исполнения обязательств — </w:t>
       </w:r>
       <w:r>
-        <w:t xml:space="preserve">в течение 30 дней с момента поступления денежных средств на расчетный счет</w:t>
+        <w:t xml:space="preserve">в течение 10 дней с момента поступления денежных средств на расчетный счет</w:t>
       </w:r>
       <w:r>
         <w:t xml:space="preserve">.</w:t>
@@ -386,7 +422,7 @@
         <w:t xml:space="preserve">, но не более </w:t>
       </w:r>
       <w:r>
-        <w:t xml:space="preserve">20% от цены Договора</w:t>
+        <w:t xml:space="preserve">21% от цены Договора</w:t>
       </w:r>
       <w:r>
         <w:t xml:space="preserve">. Предельный размер ответственности: </w:t>
@@ -414,7 +450,7 @@
         <w:t xml:space="preserve">Сторона, для которой создалась невозможность исполнения, обязана уведомить другую Сторону. Срок уведомления — </w:t>
       </w:r>
       <w:r>
-        <w:t xml:space="preserve">в течение пяти календарных дней с момента заключения контракта</w:t>
+        <w:t xml:space="preserve">в течение трех календарных дней с момента заключения контракта</w:t>
       </w:r>
       <w:r>
         <w:t xml:space="preserve">.</w:t>
@@ -428,7 +464,7 @@
         <w:t xml:space="preserve">Все споры и разногласия решаются путём переговоров. Претензионный порядок обязателен, срок ответа на претензию — </w:t>
       </w:r>
       <w:r>
-        <w:t xml:space="preserve">в течение 14 (Четырнадцати) дней с момента подписания акта</w:t>
+        <w:t xml:space="preserve">в течение 45 (Сорока пяти) дней с момента подписания акта</w:t>
       </w:r>
       <w:r>
         <w:t xml:space="preserve">.</w:t>
@@ -470,10 +506,10 @@
         <w:rPr>
           <w:b/>
         </w:rPr>
-        <w:t xml:space="preserve">не позднее 05.06.20</w:t>
-      </w:r>
-      <w:r>
-        <w:t xml:space="preserve">25</w:t>
+        <w:t xml:space="preserve">не позднее 06.03.20</w:t>
+      </w:r>
+      <w:r>
+        <w:t xml:space="preserve">26</w:t>
       </w:r>
       <w:r>
         <w:t xml:space="preserve">.</w:t>
@@ -487,10 +523,10 @@
         <w:rPr>
           <w:b/>
         </w:rPr>
-        <w:t xml:space="preserve">59/20</w:t>
-      </w:r>
-      <w:r>
-        <w:t xml:space="preserve">25-П</w:t>
+        <w:t xml:space="preserve">6/20</w:t>
+      </w:r>
+      <w:r>
+        <w:t xml:space="preserve">25-К</w:t>
       </w:r>
       <w:r>
         <w:t xml:space="preserve">.</w:t>
@@ -501,7 +537,7 @@
         <w:t xml:space="preserve">9.4. Контрольная запись: </w:t>
       </w:r>
       <w:r>
-        <w:t xml:space="preserve">не более 1 1 8 000 (Ста восемнадцати тысяч) рублей 0 коп.</w:t>
+        <w:t xml:space="preserve">не более 10 7 0 0 000 (Десяти миллионов семисот тысяч) рублей 0 коп.</w:t>
       </w:r>
       <w:r>
         <w:t xml:space="preserve">.</w:t>
@@ -564,7 +600,7 @@
               <w:t xml:space="preserve">Адрес регистрации: </w:t>
             </w:r>
             <w:r>
-              <w:t xml:space="preserve">443010, г. Самара, пер. Кирова, д. 71, кв. 57</w:t>
+              <w:t xml:space="preserve">620014, г. Екатеринбург, ул. Мира, д. 5, кв. 191</w:t>
             </w:r>
           </w:p>
           <w:p>
@@ -603,7 +639,7 @@
               <w:t xml:space="preserve">Тел.: </w:t>
             </w:r>
             <w:r>
-              <w:t xml:space="preserve">+7 (846) 154-68-33</w:t>
+              <w:t xml:space="preserve">+7 (812) 687-37-80</w:t>
             </w:r>
           </w:p>
           <w:p>
@@ -611,7 +647,7 @@
               <w:t xml:space="preserve">E-mail: </w:t>
             </w:r>
             <w:r>
-              <w:t xml:space="preserve">ershova@yandex.ru</w:t>
+              <w:t xml:space="preserve">ershova@gmail.com</w:t>
             </w:r>
           </w:p>
           <w:p/>
@@ -654,7 +690,7 @@
               <w:t xml:space="preserve">Адрес регистрации: </w:t>
             </w:r>
             <w:r>
-              <w:t xml:space="preserve">143400, г. Красногорск, ул. Заречная, д. 72, кв. 100</w:t>
+              <w:t xml:space="preserve">143000, г. Одинцово, ул. Баумана, д. 72, кв. 160</w:t>
             </w:r>
           </w:p>
           <w:p>
@@ -693,7 +729,7 @@
               <w:t xml:space="preserve">Тел.: </w:t>
             </w:r>
             <w:r>
-              <w:t xml:space="preserve">+7 (495) 734-52-59</w:t>
+              <w:t xml:space="preserve">+7 (499) 689-89-58</w:t>
             </w:r>
           </w:p>
           <w:p>
@@ -701,7 +737,7 @@
               <w:t xml:space="preserve">E-mail: </w:t>
             </w:r>
             <w:r>
-              <w:t xml:space="preserve">morozova@mail.ru</w:t>
+              <w:t xml:space="preserve">morozova@sibtrans.ru</w:t>
             </w:r>
           </w:p>
           <w:p/>

--- a/tests/corpus_v2/docs/services_0002.docx
+++ b/tests/corpus_v2/docs/services_0002.docx
@@ -343,216 +343,120 @@
         <w:t xml:space="preserve">.</w:t>
       </w:r>
     </w:p>
-    <w:p/>
-    <w:p>
-      <w:r>
-        <w:rPr>
-          <w:b/>
-        </w:rPr>
-        <w:t xml:space="preserve">3. МЕСТО И СРОКИ ИСПОЛНЕНИЯ</w:t>
-      </w:r>
-    </w:p>
-    <w:p>
-      <w:r>
-        <w:t xml:space="preserve">3.1. Место исполнения обязательств: </w:t>
-      </w:r>
-      <w:r>
-        <w:t xml:space="preserve">394000, г. Воронеж, ул. Мира, д. 8, кв. 38</w:t>
-      </w:r>
-      <w:r>
-        <w:t xml:space="preserve">.</w:t>
-      </w:r>
-    </w:p>
-    <w:p>
-      <w:r>
-        <w:t xml:space="preserve">3.2. Уведомления направляются </w:t>
-      </w:r>
-      <w:r>
-        <w:t xml:space="preserve">Морозовой Вере Ивановне</w:t>
-      </w:r>
-      <w:r>
-        <w:t xml:space="preserve"> по телефону </w:t>
-      </w:r>
-      <w:r>
-        <w:t xml:space="preserve">+7 (383) 332-43-80</w:t>
-      </w:r>
-      <w:r>
-        <w:t xml:space="preserve">.</w:t>
-      </w:r>
-    </w:p>
-    <w:p>
-      <w:r>
-        <w:t xml:space="preserve">3.3. Срок исполнения обязательств — </w:t>
-      </w:r>
-      <w:r>
-        <w:t xml:space="preserve">в течение 10 дней с момента поступления денежных средств на расчетный счет</w:t>
-      </w:r>
-      <w:r>
-        <w:t xml:space="preserve">.</w:t>
-      </w:r>
-    </w:p>
-    <w:p/>
-    <w:p>
-      <w:r>
-        <w:rPr>
-          <w:b/>
-        </w:rPr>
-        <w:t xml:space="preserve">4. ПРОЧИЕ УСЛОВИЯ</w:t>
-      </w:r>
-    </w:p>
-    <w:p>
-      <w:r>
-        <w:t xml:space="preserve">4.1. </w:t>
-      </w:r>
-      <w:r>
-        <w:t xml:space="preserve">Стороны несут ответственность за неисполнение или ненадлежащее исполнение обязательств в соответствии с законодательством Российской Федерации.</w:t>
-      </w:r>
-    </w:p>
-    <w:p>
-      <w:r>
-        <w:t xml:space="preserve">4.2. </w:t>
-      </w:r>
-      <w:r>
-        <w:t xml:space="preserve">Размер неустойки за нарушение сроков оплаты: </w:t>
-      </w:r>
-      <w:r>
-        <w:t xml:space="preserve">1/150 ключевой ставки ЦБ РФ от общей суммы счета</w:t>
-      </w:r>
-      <w:r>
-        <w:t xml:space="preserve">, но не более </w:t>
-      </w:r>
-      <w:r>
-        <w:t xml:space="preserve">21% от цены Договора</w:t>
-      </w:r>
-      <w:r>
-        <w:t xml:space="preserve">. Предельный размер ответственности: </w:t>
-      </w:r>
-      <w:r>
-        <w:t xml:space="preserve">0,2 (двух десятых) процента за каждый день просрочки</w:t>
-      </w:r>
-      <w:r>
-        <w:t xml:space="preserve">.</w:t>
-      </w:r>
-    </w:p>
-    <w:p>
-      <w:r>
-        <w:t xml:space="preserve">4.3. </w:t>
-      </w:r>
-      <w:r>
-        <w:t xml:space="preserve">Стороны освобождаются от ответственности при наступлении обстоятельств непреодолимой силы, если они прямо повлияли на исполнение обязательств.</w:t>
-      </w:r>
-    </w:p>
-    <w:p>
-      <w:r>
-        <w:t xml:space="preserve">4.4. </w:t>
-      </w:r>
-      <w:r>
-        <w:t xml:space="preserve">Сторона, для которой создалась невозможность исполнения, обязана уведомить другую Сторону. Срок уведомления — </w:t>
-      </w:r>
-      <w:r>
-        <w:t xml:space="preserve">в течение трех календарных дней с момента заключения контракта</w:t>
-      </w:r>
-      <w:r>
-        <w:t xml:space="preserve">.</w:t>
-      </w:r>
-    </w:p>
-    <w:p>
-      <w:r>
-        <w:t xml:space="preserve">4.5. </w:t>
-      </w:r>
-      <w:r>
-        <w:t xml:space="preserve">Все споры и разногласия решаются путём переговоров. Претензионный порядок обязателен, срок ответа на претензию — </w:t>
-      </w:r>
-      <w:r>
-        <w:t xml:space="preserve">в течение 45 (Сорока пяти) дней с момента подписания акта</w:t>
-      </w:r>
-      <w:r>
-        <w:t xml:space="preserve">.</w:t>
-      </w:r>
-    </w:p>
-    <w:p/>
-    <w:p/>
-    <w:p/>
-    <w:p>
-      <w:r>
-        <w:rPr>
-          <w:b/>
-        </w:rPr>
-        <w:t xml:space="preserve">9. КОНТРОЛЬНЫЕ ВЕЛИЧИНЫ</w:t>
-      </w:r>
-    </w:p>
-    <w:p>
-      <w:r>
-        <w:t xml:space="preserve">9.1. Контрольная запись: </w:t>
-      </w:r>
-      <w:r>
-        <w:rPr>
-          <w:b/>
-        </w:rPr>
-        <w:t xml:space="preserve">1/1</w:t>
-      </w:r>
-      <w:r>
-        <w:t xml:space="preserve">30 ключевой ставки ЦБ РФ от цены Договора</w:t>
-      </w:r>
-      <w:r>
-        <w:t xml:space="preserve">.</w:t>
-      </w:r>
-    </w:p>
-    <w:p>
-      <w:r>
-        <w:t xml:space="preserve">9.2. Контрольная запись: </w:t>
-      </w:r>
-      <w:r>
-        <w:rPr>
-          <w:b/>
-        </w:rPr>
-        <w:t xml:space="preserve">не позднее 06.03.20</w:t>
-      </w:r>
-      <w:r>
-        <w:t xml:space="preserve">26</w:t>
-      </w:r>
-      <w:r>
-        <w:t xml:space="preserve">.</w:t>
-      </w:r>
-    </w:p>
-    <w:p>
-      <w:r>
-        <w:t xml:space="preserve">9.3. Контрольная запись: </w:t>
-      </w:r>
-      <w:r>
-        <w:rPr>
-          <w:b/>
-        </w:rPr>
-        <w:t xml:space="preserve">6/20</w:t>
-      </w:r>
-      <w:r>
-        <w:t xml:space="preserve">25-К</w:t>
-      </w:r>
-      <w:r>
-        <w:t xml:space="preserve">.</w:t>
-      </w:r>
-    </w:p>
-    <w:p>
-      <w:r>
-        <w:t xml:space="preserve">9.4. Контрольная запись: </w:t>
-      </w:r>
-      <w:r>
-        <w:t xml:space="preserve">не более 10 7 0 0 000 (Десяти миллионов семисот тысяч) рублей 0 коп.</w:t>
-      </w:r>
-      <w:r>
-        <w:t xml:space="preserve">.</w:t>
-      </w:r>
-    </w:p>
-    <w:p/>
-    <w:p>
-      <w:r>
-        <w:rPr>
-          <w:b/>
-        </w:rPr>
-        <w:t xml:space="preserve">РЕКВИЗИТЫ И ПОДПИСИ СТОРОН</w:t>
-      </w:r>
-    </w:p>
-    <w:p/>
+    <w:p>
+      <w:r>
+        <w:t xml:space="preserve">2.5. </w:t>
+      </w:r>
+      <w:r>
+        <w:t xml:space="preserve">Товар маркирован штрихкодом </w:t>
+      </w:r>
+      <w:r>
+        <w:t xml:space="preserve">4603151975740</w:t>
+      </w:r>
+      <w:r>
+        <w:t xml:space="preserve">. Код контрагента по ОКПО — </w:t>
+      </w:r>
+      <w:r>
+        <w:t xml:space="preserve">0457134153</w:t>
+      </w:r>
+      <w:r>
+        <w:t xml:space="preserve">. Оборудование учтено под инвентарным номером </w:t>
+      </w:r>
+      <w:r>
+        <w:t xml:space="preserve">042476940</w:t>
+      </w:r>
+      <w:r>
+        <w:t xml:space="preserve">, складской позиции присвоен номер </w:t>
+      </w:r>
+      <w:r>
+        <w:t xml:space="preserve">664350808</w:t>
+      </w:r>
+      <w:r>
+        <w:t xml:space="preserve">.</w:t>
+      </w:r>
+    </w:p>
+    <w:p>
+      <w:r>
+        <w:t xml:space="preserve">2.6. </w:t>
+      </w:r>
+      <w:r>
+        <w:t xml:space="preserve">Оплата по счёту-фактуре на КБК </w:t>
+      </w:r>
+      <w:r>
+        <w:t xml:space="preserve">18210101011011000139</w:t>
+      </w:r>
+      <w:r>
+        <w:t xml:space="preserve">. ИНН не присвоен, регистрационный № </w:t>
+      </w:r>
+      <w:r>
+        <w:t xml:space="preserve">9718074880</w:t>
+      </w:r>
+      <w:r>
+        <w:t xml:space="preserve">. ИНН не присвоен, платёжный документ № </w:t>
+      </w:r>
+      <w:r>
+        <w:t xml:space="preserve">928652504391</w:t>
+      </w:r>
+      <w:r>
+        <w:t xml:space="preserve">. Заказчик действует в лице </w:t>
+      </w:r>
+      <w:r>
+        <w:t xml:space="preserve">уполномоченного представителя</w:t>
+      </w:r>
+      <w:r>
+        <w:t xml:space="preserve">, назначаемого приказом.</w:t>
+      </w:r>
+    </w:p>
+    <w:p>
+      <w:r>
+        <w:t xml:space="preserve">2.7. </w:t>
+      </w:r>
+      <w:r>
+        <w:t xml:space="preserve">Массовая доля влаги в товаре — </w:t>
+      </w:r>
+      <w:r>
+        <w:t xml:space="preserve">не более 8 %</w:t>
+      </w:r>
+      <w:r>
+        <w:t xml:space="preserve">. Товар подлежит хранению </w:t>
+      </w:r>
+      <w:r>
+        <w:t xml:space="preserve">в течение 24 часов</w:t>
+      </w:r>
+      <w:r>
+        <w:t xml:space="preserve"> при температуре не выше +4 °C. Срок исковой давности по требованиям, вытекающим из Договора, составляет </w:t>
+      </w:r>
+      <w:r>
+        <w:t xml:space="preserve">в течение трёх лет</w:t>
+      </w:r>
+      <w:r>
+        <w:t xml:space="preserve">, как установлено статьёй 196 Гражданского кодекса Российской Федерации. Обработка данных ведётся согласно Федеральному закону от 27.07.2006 № 152-ФЗ </w:t>
+      </w:r>
+      <w:r>
+        <w:t xml:space="preserve">«О персональных данных»</w:t>
+      </w:r>
+      <w:r>
+        <w:t xml:space="preserve">. Товар поставляется под маркой </w:t>
+      </w:r>
+      <w:r>
+        <w:t xml:space="preserve">«Стандарт»</w:t>
+      </w:r>
+      <w:r>
+        <w:t xml:space="preserve">. Влажность определяется </w:t>
+      </w:r>
+      <w:r>
+        <w:t xml:space="preserve">по методу Кьельдаля</w:t>
+      </w:r>
+      <w:r>
+        <w:t xml:space="preserve">. Споры передаются на рассмотрение в Арбитражный суд </w:t>
+      </w:r>
+      <w:r>
+        <w:t xml:space="preserve">города Москвы</w:t>
+      </w:r>
+      <w:r>
+        <w:t xml:space="preserve">.</w:t>
+      </w:r>
+    </w:p>
     <w:tbl>
       <w:tblPr>
         <w:tblW w:w="9360" w:type="dxa"/>
@@ -576,87 +480,7 @@
           </w:tcPr>
           <w:p>
             <w:r>
-              <w:rPr>
-                <w:b/>
-              </w:rPr>
-              <w:t xml:space="preserve">Исполнитель:</w:t>
-            </w:r>
-          </w:p>
-          <w:p>
-            <w:r>
-              <w:t xml:space="preserve">Ершова Ольга Егоровна</w:t>
-            </w:r>
-          </w:p>
-          <w:p>
-            <w:r>
-              <w:t xml:space="preserve">Дата рождения: </w:t>
-            </w:r>
-            <w:r>
-              <w:t xml:space="preserve">04.02.2000</w:t>
-            </w:r>
-          </w:p>
-          <w:p>
-            <w:r>
-              <w:t xml:space="preserve">Адрес регистрации: </w:t>
-            </w:r>
-            <w:r>
-              <w:t xml:space="preserve">620014, г. Екатеринбург, ул. Мира, д. 5, кв. 191</w:t>
-            </w:r>
-          </w:p>
-          <w:p>
-            <w:r>
-              <w:t xml:space="preserve">Паспорт </w:t>
-            </w:r>
-            <w:r>
-              <w:t xml:space="preserve">46 10 106762</w:t>
-            </w:r>
-            <w:r>
-              <w:t xml:space="preserve">, выдан ГУ МВД России по г. Москве 17.02.2006</w:t>
-            </w:r>
-            <w:r>
-              <w:t xml:space="preserve">, код подразделения </w:t>
-            </w:r>
-            <w:r>
-              <w:t xml:space="preserve">259-461</w:t>
-            </w:r>
-          </w:p>
-          <w:p>
-            <w:r>
-              <w:t xml:space="preserve">СНИЛС </w:t>
-            </w:r>
-            <w:r>
-              <w:t xml:space="preserve">548-871-717 48</w:t>
-            </w:r>
-            <w:r>
-              <w:t xml:space="preserve"> ИНН </w:t>
-            </w:r>
-            <w:r>
-              <w:t xml:space="preserve">440478697902</w:t>
-            </w:r>
-          </w:p>
-          <w:p>
-            <w:r>
-              <w:t xml:space="preserve">Тел.: </w:t>
-            </w:r>
-            <w:r>
-              <w:t xml:space="preserve">+7 (812) 687-37-80</w:t>
-            </w:r>
-          </w:p>
-          <w:p>
-            <w:r>
-              <w:t xml:space="preserve">E-mail: </w:t>
-            </w:r>
-            <w:r>
-              <w:t xml:space="preserve">ershova@gmail.com</w:t>
-            </w:r>
-          </w:p>
-          <w:p/>
-          <w:p>
-            <w:r>
-              <w:t xml:space="preserve">______________ </w:t>
-            </w:r>
-            <w:r>
-              <w:t xml:space="preserve">Ершова О. Е.</w:t>
+              <w:t xml:space="preserve">8</w:t>
             </w:r>
           </w:p>
         </w:tc>
@@ -666,6 +490,335 @@
           </w:tcPr>
           <w:p>
             <w:r>
+              <w:t xml:space="preserve">0798546576</w:t>
+            </w:r>
+          </w:p>
+        </w:tc>
+      </w:tr>
+    </w:tbl>
+    <w:p/>
+    <w:p>
+      <w:r>
+        <w:rPr>
+          <w:b/>
+        </w:rPr>
+        <w:t xml:space="preserve">3. МЕСТО И СРОКИ ИСПОЛНЕНИЯ</w:t>
+      </w:r>
+    </w:p>
+    <w:p>
+      <w:r>
+        <w:t xml:space="preserve">3.1. Место исполнения обязательств: </w:t>
+      </w:r>
+      <w:r>
+        <w:t xml:space="preserve">143400, г. Красногорск, ул. Заречная, д. 72, кв. 100</w:t>
+      </w:r>
+      <w:r>
+        <w:t xml:space="preserve">.</w:t>
+      </w:r>
+    </w:p>
+    <w:p>
+      <w:r>
+        <w:t xml:space="preserve">3.2. Уведомления направляются </w:t>
+      </w:r>
+      <w:r>
+        <w:t xml:space="preserve">Морозовой Вере Ивановне</w:t>
+      </w:r>
+      <w:r>
+        <w:t xml:space="preserve"> по телефону </w:t>
+      </w:r>
+      <w:r>
+        <w:t xml:space="preserve">+7 (495) 734-52-59</w:t>
+      </w:r>
+      <w:r>
+        <w:t xml:space="preserve">.</w:t>
+      </w:r>
+    </w:p>
+    <w:p>
+      <w:r>
+        <w:t xml:space="preserve">3.3. Срок исполнения обязательств — </w:t>
+      </w:r>
+      <w:r>
+        <w:t xml:space="preserve">в течение 5 дней с момента поступления денежных средств на расчетный счет</w:t>
+      </w:r>
+      <w:r>
+        <w:t xml:space="preserve">.</w:t>
+      </w:r>
+    </w:p>
+    <w:p/>
+    <w:p>
+      <w:r>
+        <w:rPr>
+          <w:b/>
+        </w:rPr>
+        <w:t xml:space="preserve">4. ПРОЧИЕ УСЛОВИЯ</w:t>
+      </w:r>
+    </w:p>
+    <w:p>
+      <w:r>
+        <w:t xml:space="preserve">4.1. </w:t>
+      </w:r>
+      <w:r>
+        <w:t xml:space="preserve">Стороны несут ответственность за неисполнение или ненадлежащее исполнение обязательств в соответствии с законодательством Российской Федерации.</w:t>
+      </w:r>
+    </w:p>
+    <w:p>
+      <w:r>
+        <w:t xml:space="preserve">4.2. </w:t>
+      </w:r>
+      <w:r>
+        <w:t xml:space="preserve">Размер неустойки за нарушение сроков оплаты: </w:t>
+      </w:r>
+      <w:r>
+        <w:t xml:space="preserve">1/150 ключевой ставки ЦБ РФ от общей суммы счета</w:t>
+      </w:r>
+      <w:r>
+        <w:t xml:space="preserve">, но не более </w:t>
+      </w:r>
+      <w:r>
+        <w:t xml:space="preserve">5% от цены Договора</w:t>
+      </w:r>
+      <w:r>
+        <w:t xml:space="preserve">. Предельный размер ответственности: </w:t>
+      </w:r>
+      <w:r>
+        <w:t xml:space="preserve">0,2 (двух десятых) процента за каждый день просрочки</w:t>
+      </w:r>
+      <w:r>
+        <w:t xml:space="preserve">.</w:t>
+      </w:r>
+    </w:p>
+    <w:p>
+      <w:r>
+        <w:t xml:space="preserve">4.3. </w:t>
+      </w:r>
+      <w:r>
+        <w:t xml:space="preserve">Стороны освобождаются от ответственности при наступлении обстоятельств непреодолимой силы, если они прямо повлияли на исполнение обязательств.</w:t>
+      </w:r>
+    </w:p>
+    <w:p>
+      <w:r>
+        <w:t xml:space="preserve">4.4. </w:t>
+      </w:r>
+      <w:r>
+        <w:t xml:space="preserve">Сторона, для которой создалась невозможность исполнения, обязана уведомить другую Сторону. Срок уведомления — </w:t>
+      </w:r>
+      <w:r>
+        <w:t xml:space="preserve">в течение трех календарных дней с момента заключения контракта</w:t>
+      </w:r>
+      <w:r>
+        <w:t xml:space="preserve">.</w:t>
+      </w:r>
+    </w:p>
+    <w:p>
+      <w:r>
+        <w:t xml:space="preserve">4.5. </w:t>
+      </w:r>
+      <w:r>
+        <w:t xml:space="preserve">Все споры и разногласия решаются путём переговоров. Претензионный порядок обязателен, срок ответа на претензию — </w:t>
+      </w:r>
+      <w:r>
+        <w:t xml:space="preserve">в течение 14 (Четырнадцати) дней с момента подписания акта</w:t>
+      </w:r>
+      <w:r>
+        <w:t xml:space="preserve">.</w:t>
+      </w:r>
+    </w:p>
+    <w:p/>
+    <w:p/>
+    <w:p/>
+    <w:p>
+      <w:r>
+        <w:rPr>
+          <w:b/>
+        </w:rPr>
+        <w:t xml:space="preserve">9. КОНТРОЛЬНЫЕ ВЕЛИЧИНЫ</w:t>
+      </w:r>
+    </w:p>
+    <w:p>
+      <w:r>
+        <w:t xml:space="preserve">9.1. Контрольная запись: </w:t>
+      </w:r>
+      <w:r>
+        <w:rPr>
+          <w:b/>
+        </w:rPr>
+        <w:t xml:space="preserve">1/1</w:t>
+      </w:r>
+      <w:r>
+        <w:t xml:space="preserve">30 ключевой ставки ЦБ РФ от цены Договора</w:t>
+      </w:r>
+      <w:r>
+        <w:t xml:space="preserve">.</w:t>
+      </w:r>
+    </w:p>
+    <w:p>
+      <w:r>
+        <w:t xml:space="preserve">9.2. Контрольная запись: </w:t>
+      </w:r>
+      <w:r>
+        <w:rPr>
+          <w:b/>
+        </w:rPr>
+        <w:t xml:space="preserve">не позднее 19.04.20</w:t>
+      </w:r>
+      <w:r>
+        <w:t xml:space="preserve">25</w:t>
+      </w:r>
+      <w:r>
+        <w:t xml:space="preserve">.</w:t>
+      </w:r>
+    </w:p>
+    <w:p>
+      <w:r>
+        <w:t xml:space="preserve">9.3. Контрольная запись: </w:t>
+      </w:r>
+      <w:r>
+        <w:rPr>
+          <w:b/>
+        </w:rPr>
+        <w:t xml:space="preserve">11/20</w:t>
+      </w:r>
+      <w:r>
+        <w:t xml:space="preserve">23-Д</w:t>
+      </w:r>
+      <w:r>
+        <w:t xml:space="preserve">.</w:t>
+      </w:r>
+    </w:p>
+    <w:p>
+      <w:r>
+        <w:t xml:space="preserve">9.4. Контрольная запись: </w:t>
+      </w:r>
+      <w:r>
+        <w:t xml:space="preserve">не более 6 4 6 000 (Шестисот сорока шести тысяч) рублей 5 коп.</w:t>
+      </w:r>
+      <w:r>
+        <w:t xml:space="preserve">.</w:t>
+      </w:r>
+    </w:p>
+    <w:p/>
+    <w:p>
+      <w:r>
+        <w:rPr>
+          <w:b/>
+        </w:rPr>
+        <w:t xml:space="preserve">РЕКВИЗИТЫ И ПОДПИСИ СТОРОН</w:t>
+      </w:r>
+    </w:p>
+    <w:p/>
+    <w:tbl>
+      <w:tblPr>
+        <w:tblW w:w="9360" w:type="dxa"/>
+        <w:tblBorders>
+          <w:top w:val="single" w:sz="4" w:color="auto"/>
+          <w:left w:val="single" w:sz="4" w:color="auto"/>
+          <w:bottom w:val="single" w:sz="4" w:color="auto"/>
+          <w:right w:val="single" w:sz="4" w:color="auto"/>
+          <w:insideH w:val="single" w:sz="4" w:color="auto"/>
+          <w:insideV w:val="single" w:sz="4" w:color="auto"/>
+        </w:tblBorders>
+      </w:tblPr>
+      <w:tblGrid>
+        <w:gridCol w:w="4680"/>
+        <w:gridCol w:w="4680"/>
+      </w:tblGrid>
+      <w:tr>
+        <w:tc>
+          <w:tcPr>
+            <w:tcW w:w="4680" w:type="dxa"/>
+          </w:tcPr>
+          <w:p>
+            <w:r>
+              <w:rPr>
+                <w:b/>
+              </w:rPr>
+              <w:t xml:space="preserve">Исполнитель:</w:t>
+            </w:r>
+          </w:p>
+          <w:p>
+            <w:r>
+              <w:t xml:space="preserve">Ершова Ольга Егоровна</w:t>
+            </w:r>
+          </w:p>
+          <w:p>
+            <w:r>
+              <w:t xml:space="preserve">Дата рождения: </w:t>
+            </w:r>
+            <w:r>
+              <w:t xml:space="preserve">04.02.2000</w:t>
+            </w:r>
+          </w:p>
+          <w:p>
+            <w:r>
+              <w:t xml:space="preserve">Адрес регистрации: </w:t>
+            </w:r>
+            <w:r>
+              <w:t xml:space="preserve">394000, г. Воронеж, бул. Кутузовский, д. 57, кв. 97</w:t>
+            </w:r>
+          </w:p>
+          <w:p>
+            <w:r>
+              <w:t xml:space="preserve">Паспорт </w:t>
+            </w:r>
+            <w:r>
+              <w:t xml:space="preserve">46 10 106762</w:t>
+            </w:r>
+            <w:r>
+              <w:t xml:space="preserve">, выдан ГУ МВД России по г. Москве 17.02.2006</w:t>
+            </w:r>
+            <w:r>
+              <w:t xml:space="preserve">, код подразделения </w:t>
+            </w:r>
+            <w:r>
+              <w:t xml:space="preserve">259-461</w:t>
+            </w:r>
+          </w:p>
+          <w:p>
+            <w:r>
+              <w:t xml:space="preserve">СНИЛС </w:t>
+            </w:r>
+            <w:r>
+              <w:t xml:space="preserve">548-871-717 48</w:t>
+            </w:r>
+            <w:r>
+              <w:t xml:space="preserve"> ИНН </w:t>
+            </w:r>
+            <w:r>
+              <w:t xml:space="preserve">440478697902</w:t>
+            </w:r>
+          </w:p>
+          <w:p>
+            <w:r>
+              <w:t xml:space="preserve">Тел.: </w:t>
+            </w:r>
+            <w:r>
+              <w:t xml:space="preserve">+7 (843) 961-73-14</w:t>
+            </w:r>
+          </w:p>
+          <w:p>
+            <w:r>
+              <w:t xml:space="preserve">E-mail: </w:t>
+            </w:r>
+            <w:r>
+              <w:t xml:space="preserve">ershova@sibtrans.ru</w:t>
+            </w:r>
+          </w:p>
+          <w:p/>
+          <w:p>
+            <w:r>
+              <w:t xml:space="preserve">______________ </w:t>
+            </w:r>
+            <w:r>
+              <w:t xml:space="preserve">Ершова О. Е.</w:t>
+            </w:r>
+          </w:p>
+        </w:tc>
+        <w:tc>
+          <w:tcPr>
+            <w:tcW w:w="4680" w:type="dxa"/>
+          </w:tcPr>
+          <w:p>
+            <w:r>
               <w:rPr>
                 <w:b/>
               </w:rPr>
@@ -690,7 +843,7 @@
               <w:t xml:space="preserve">Адрес регистрации: </w:t>
             </w:r>
             <w:r>
-              <w:t xml:space="preserve">143000, г. Одинцово, ул. Баумана, д. 72, кв. 160</w:t>
+              <w:t xml:space="preserve">603000, г. Нижний Новгород, наб. Кутузовский, д. 16, кв. 55</w:t>
             </w:r>
           </w:p>
           <w:p>
@@ -729,7 +882,7 @@
               <w:t xml:space="preserve">Тел.: </w:t>
             </w:r>
             <w:r>
-              <w:t xml:space="preserve">+7 (499) 689-89-58</w:t>
+              <w:t xml:space="preserve">+7 (843) 603-89-14</w:t>
             </w:r>
           </w:p>
           <w:p>

--- a/tests/corpus_v2/docs/services_0002.docx
+++ b/tests/corpus_v2/docs/services_0002.docx
@@ -496,6 +496,93 @@
         </w:tc>
       </w:tr>
     </w:tbl>
+    <w:p>
+      <w:r>
+        <w:t xml:space="preserve">2.8. </w:t>
+      </w:r>
+      <w:r>
+        <w:t xml:space="preserve">Платёж по налогу перечисляется на код бюджетной классификации </w:t>
+      </w:r>
+      <w:r>
+        <w:t xml:space="preserve">182 101 010 110 110 001 10</w:t>
+      </w:r>
+      <w:r>
+        <w:t xml:space="preserve">, получатель — территориальный орган Федерального казначейства.</w:t>
+      </w:r>
+    </w:p>
+    <w:p>
+      <w:r>
+        <w:t xml:space="preserve">2.9. </w:t>
+      </w:r>
+      <w:r>
+        <w:t xml:space="preserve">Полномочия подтверждаются свидетельством о рождении, выдано </w:t>
+      </w:r>
+      <w:r>
+        <w:t xml:space="preserve">26.12.2024</w:t>
+      </w:r>
+      <w:r>
+        <w:t xml:space="preserve"> отделом ЗАГС.</w:t>
+      </w:r>
+    </w:p>
+    <w:tbl>
+      <w:tblPr>
+        <w:tblW w:w="9360" w:type="dxa"/>
+        <w:tblBorders>
+          <w:top w:val="single" w:sz="4" w:color="auto"/>
+          <w:left w:val="single" w:sz="4" w:color="auto"/>
+          <w:bottom w:val="single" w:sz="4" w:color="auto"/>
+          <w:right w:val="single" w:sz="4" w:color="auto"/>
+          <w:insideH w:val="single" w:sz="4" w:color="auto"/>
+          <w:insideV w:val="single" w:sz="4" w:color="auto"/>
+        </w:tblBorders>
+      </w:tblPr>
+      <w:tblGrid>
+        <w:gridCol w:w="4680"/>
+        <w:gridCol w:w="4680"/>
+      </w:tblGrid>
+      <w:tr>
+        <w:tc>
+          <w:tcPr>
+            <w:tcW w:w="4680" w:type="dxa"/>
+          </w:tcPr>
+          <w:p>
+            <w:r>
+              <w:t xml:space="preserve">7</w:t>
+            </w:r>
+          </w:p>
+        </w:tc>
+        <w:tc>
+          <w:tcPr>
+            <w:tcW w:w="4680" w:type="dxa"/>
+          </w:tcPr>
+          <w:p>
+            <w:r>
+              <w:t xml:space="preserve">РУБ.</w:t>
+            </w:r>
+          </w:p>
+        </w:tc>
+      </w:tr>
+    </w:tbl>
+    <w:p>
+      <w:r>
+        <w:t xml:space="preserve">2.10. </w:t>
+      </w:r>
+      <w:r>
+        <w:t xml:space="preserve">Поставке подлежит насос модели </w:t>
+      </w:r>
+      <w:r>
+        <w:t xml:space="preserve">ЭЦВ-6-10-80h</w:t>
+      </w:r>
+      <w:r>
+        <w:t xml:space="preserve"> и кабель марки </w:t>
+      </w:r>
+      <w:r>
+        <w:t xml:space="preserve">ВВГнг(А)-LSt</w:t>
+      </w:r>
+      <w:r>
+        <w:t xml:space="preserve">.</w:t>
+      </w:r>
+    </w:p>
     <w:p/>
     <w:p>
       <w:r>
@@ -510,7 +597,7 @@
         <w:t xml:space="preserve">3.1. Место исполнения обязательств: </w:t>
       </w:r>
       <w:r>
-        <w:t xml:space="preserve">143400, г. Красногорск, ул. Заречная, д. 72, кв. 100</w:t>
+        <w:t xml:space="preserve">101000, г. Москва, бул. Тверская, д. 13, кв. 159</w:t>
       </w:r>
       <w:r>
         <w:t xml:space="preserve">.</w:t>
@@ -527,7 +614,7 @@
         <w:t xml:space="preserve"> по телефону </w:t>
       </w:r>
       <w:r>
-        <w:t xml:space="preserve">+7 (495) 734-52-59</w:t>
+        <w:t xml:space="preserve">+7 (812) 493-25-25</w:t>
       </w:r>
       <w:r>
         <w:t xml:space="preserve">.</w:t>
@@ -538,7 +625,7 @@
         <w:t xml:space="preserve">3.3. Срок исполнения обязательств — </w:t>
       </w:r>
       <w:r>
-        <w:t xml:space="preserve">в течение 5 дней с момента поступления денежных средств на расчетный счет</w:t>
+        <w:t xml:space="preserve">в течение 3 дней с момента поступления денежных средств на расчетный счет</w:t>
       </w:r>
       <w:r>
         <w:t xml:space="preserve">.</w:t>
@@ -575,7 +662,7 @@
         <w:t xml:space="preserve">, но не более </w:t>
       </w:r>
       <w:r>
-        <w:t xml:space="preserve">5% от цены Договора</w:t>
+        <w:t xml:space="preserve">20% от цены Договора</w:t>
       </w:r>
       <w:r>
         <w:t xml:space="preserve">. Предельный размер ответственности: </w:t>
@@ -603,7 +690,7 @@
         <w:t xml:space="preserve">Сторона, для которой создалась невозможность исполнения, обязана уведомить другую Сторону. Срок уведомления — </w:t>
       </w:r>
       <w:r>
-        <w:t xml:space="preserve">в течение трех календарных дней с момента заключения контракта</w:t>
+        <w:t xml:space="preserve">в течение четырнадцати календарных дней с момента заключения контракта</w:t>
       </w:r>
       <w:r>
         <w:t xml:space="preserve">.</w:t>
@@ -617,7 +704,7 @@
         <w:t xml:space="preserve">Все споры и разногласия решаются путём переговоров. Претензионный порядок обязателен, срок ответа на претензию — </w:t>
       </w:r>
       <w:r>
-        <w:t xml:space="preserve">в течение 14 (Четырнадцати) дней с момента подписания акта</w:t>
+        <w:t xml:space="preserve">в течение 10 (Десяти) дней с момента подписания акта</w:t>
       </w:r>
       <w:r>
         <w:t xml:space="preserve">.</w:t>
@@ -659,7 +746,7 @@
         <w:rPr>
           <w:b/>
         </w:rPr>
-        <w:t xml:space="preserve">не позднее 19.04.20</w:t>
+        <w:t xml:space="preserve">не позднее 18.12.20</w:t>
       </w:r>
       <w:r>
         <w:t xml:space="preserve">25</w:t>

--- a/tests/corpus_v2/docs/services_0002.docx
+++ b/tests/corpus_v2/docs/services_0002.docx
@@ -156,7 +156,7 @@
         <w:t xml:space="preserve">Услуги считаются оказанными после подписания Сторонами акта сдачи-приёмки. Срок оплаты — </w:t>
       </w:r>
       <w:r>
-        <w:t xml:space="preserve">не позднее 27.11.2026</w:t>
+        <w:t xml:space="preserve">не позднее 09.12.2026</w:t>
       </w:r>
       <w:r>
         <w:t xml:space="preserve">.</w:t>
@@ -168,6 +168,101 @@
       </w:r>
       <w:r>
         <w:t xml:space="preserve">Заказчик вправе в любое время проверять ход и качество оказываемых услуг, не вмешиваясь в деятельность Исполнителя.</w:t>
+      </w:r>
+    </w:p>
+    <w:p>
+      <w:r>
+        <w:t xml:space="preserve">1.5. </w:t>
+      </w:r>
+      <w:r>
+        <w:t xml:space="preserve">Партия сопровождается накладной формы ТОРГ-12 № </w:t>
+      </w:r>
+      <w:r>
+        <w:t xml:space="preserve">046090965</w:t>
+      </w:r>
+      <w:r>
+        <w:t xml:space="preserve">. Номенклатурный номер позиции — </w:t>
+      </w:r>
+      <w:r>
+        <w:t xml:space="preserve">049364108</w:t>
+      </w:r>
+      <w:r>
+        <w:t xml:space="preserve">. Серийный номер агрегата — </w:t>
+      </w:r>
+      <w:r>
+        <w:t xml:space="preserve">048818261</w:t>
+      </w:r>
+      <w:r>
+        <w:t xml:space="preserve">.</w:t>
+      </w:r>
+    </w:p>
+    <w:p>
+      <w:r>
+        <w:t xml:space="preserve">1.6. </w:t>
+      </w:r>
+      <w:r>
+        <w:t xml:space="preserve">Расходы отражаются по коду цели </w:t>
+      </w:r>
+      <w:r>
+        <w:t xml:space="preserve">049286753</w:t>
+      </w:r>
+      <w:r>
+        <w:t xml:space="preserve">, установленному приказом Минфина России от 01.12.2010 № 157н. </w:t>
+      </w:r>
+      <w:r>
+        <w:t xml:space="preserve">БИК не указан, номер заявки — </w:t>
+      </w:r>
+      <w:r>
+        <w:t xml:space="preserve">043644523</w:t>
+      </w:r>
+      <w:r>
+        <w:t xml:space="preserve">.</w:t>
+      </w:r>
+    </w:p>
+    <w:p>
+      <w:r>
+        <w:t xml:space="preserve">1.7. </w:t>
+      </w:r>
+      <w:r>
+        <w:t xml:space="preserve">Абоненту открыт лицевой счёт </w:t>
+      </w:r>
+      <w:r>
+        <w:t xml:space="preserve">84698280269</w:t>
+      </w:r>
+      <w:r>
+        <w:t xml:space="preserve">. Приложение учтено за номером </w:t>
+      </w:r>
+      <w:r>
+        <w:t xml:space="preserve">80223471035</w:t>
+      </w:r>
+      <w:r>
+        <w:t xml:space="preserve">. Счётчик имеет заводской номер </w:t>
+      </w:r>
+      <w:r>
+        <w:t xml:space="preserve">82837814753</w:t>
+      </w:r>
+      <w:r>
+        <w:t xml:space="preserve">.</w:t>
+      </w:r>
+    </w:p>
+    <w:p>
+      <w:r>
+        <w:t xml:space="preserve">1.8. </w:t>
+      </w:r>
+      <w:r>
+        <w:t xml:space="preserve">Регистрационная запись в реестре — </w:t>
+      </w:r>
+      <w:r>
+        <w:t xml:space="preserve">87163785096</w:t>
+      </w:r>
+      <w:r>
+        <w:t xml:space="preserve">, как предусмотрено пунктом 2 статьи 434 Гражданского кодекса Российской Федерации. Уведомление о регистрации имеет исходящий № </w:t>
+      </w:r>
+      <w:r>
+        <w:t xml:space="preserve">87925068283</w:t>
+      </w:r>
+      <w:r>
+        <w:t xml:space="preserve">.</w:t>
       </w:r>
     </w:p>
     <w:p/>
@@ -184,7 +279,7 @@
         <w:t xml:space="preserve">2.1. Общая цена Договора: </w:t>
       </w:r>
       <w:r>
-        <w:t xml:space="preserve">Тридцать три миллиона девятьсот тысяч рублей</w:t>
+        <w:t xml:space="preserve">Двести восемнадцать тысяч рублей</w:t>
       </w:r>
       <w:r>
         <w:t xml:space="preserve">, в т.ч. НДС </w:t>
@@ -212,7 +307,7 @@
         <w:t xml:space="preserve">2.3. Срок оплаты — </w:t>
       </w:r>
       <w:r>
-        <w:t xml:space="preserve">в течение 36 (Тридцати шести) месяцев с момента подписания акта</w:t>
+        <w:t xml:space="preserve">в течение 24 (Двадцати четырёх) месяцев с момента подписания акта</w:t>
       </w:r>
       <w:r>
         <w:t xml:space="preserve">.</w:t>
@@ -232,7 +327,7 @@
         <w:t xml:space="preserve">, артикул </w:t>
       </w:r>
       <w:r>
-        <w:t xml:space="preserve">RM-5894-80</w:t>
+        <w:t xml:space="preserve">RM-4138-69</w:t>
       </w:r>
       <w:r>
         <w:t xml:space="preserve">, код </w:t>
@@ -292,49 +387,49 @@
         <w:t xml:space="preserve">. Товар отгружается с сопроводительным документом паспорт качества № </w:t>
       </w:r>
       <w:r>
-        <w:t xml:space="preserve">17 15 805790</w:t>
+        <w:t xml:space="preserve">94 10 357603</w:t>
       </w:r>
       <w:r>
         <w:t xml:space="preserve">. К партии приложен паспорт изделия № </w:t>
       </w:r>
       <w:r>
-        <w:t xml:space="preserve">95 07 496445</w:t>
+        <w:t xml:space="preserve">67 24 767721</w:t>
       </w:r>
       <w:r>
         <w:t xml:space="preserve">. Оборудование поставляется с паспортом транспортного средства № </w:t>
       </w:r>
       <w:r>
-        <w:t xml:space="preserve">80 18 063737</w:t>
+        <w:t xml:space="preserve">89 02 740138</w:t>
       </w:r>
       <w:r>
         <w:t xml:space="preserve">. Приёмка производится согласно техническому паспорту </w:t>
       </w:r>
       <w:r>
-        <w:t xml:space="preserve">13 16 712954</w:t>
+        <w:t xml:space="preserve">84 14 892467</w:t>
       </w:r>
       <w:r>
         <w:t xml:space="preserve">. СНИЛС не указан, номер заказа </w:t>
       </w:r>
       <w:r>
-        <w:t xml:space="preserve">054-067-935 50</w:t>
+        <w:t xml:space="preserve">973-870-083 63</w:t>
       </w:r>
       <w:r>
         <w:t xml:space="preserve">. Дата рождения не проставлена, документ выдан </w:t>
       </w:r>
       <w:r>
-        <w:t xml:space="preserve">22.02.2019</w:t>
+        <w:t xml:space="preserve">22.02.2021</w:t>
       </w:r>
       <w:r>
         <w:t xml:space="preserve">. Код подразделения, см. артикул </w:t>
       </w:r>
       <w:r>
-        <w:t xml:space="preserve">139-866</w:t>
+        <w:t xml:space="preserve">865-972</w:t>
       </w:r>
       <w:r>
         <w:t xml:space="preserve">. Цена — </w:t>
       </w:r>
       <w:r>
-        <w:t xml:space="preserve">393 000 руб. 00 копеек</w:t>
+        <w:t xml:space="preserve">90 000 руб. 50 копеек</w:t>
       </w:r>
       <w:r>
         <w:t xml:space="preserve">, НДС не облагается</w:t>
@@ -351,25 +446,25 @@
         <w:t xml:space="preserve">Товар маркирован штрихкодом </w:t>
       </w:r>
       <w:r>
-        <w:t xml:space="preserve">4603151975740</w:t>
+        <w:t xml:space="preserve">4606385746872</w:t>
       </w:r>
       <w:r>
         <w:t xml:space="preserve">. Код контрагента по ОКПО — </w:t>
       </w:r>
       <w:r>
-        <w:t xml:space="preserve">0457134153</w:t>
+        <w:t xml:space="preserve">7669377497</w:t>
       </w:r>
       <w:r>
         <w:t xml:space="preserve">. Оборудование учтено под инвентарным номером </w:t>
       </w:r>
       <w:r>
-        <w:t xml:space="preserve">042476940</w:t>
+        <w:t xml:space="preserve">042449179</w:t>
       </w:r>
       <w:r>
         <w:t xml:space="preserve">, складской позиции присвоен номер </w:t>
       </w:r>
       <w:r>
-        <w:t xml:space="preserve">664350808</w:t>
+        <w:t xml:space="preserve">939357617</w:t>
       </w:r>
       <w:r>
         <w:t xml:space="preserve">.</w:t>
@@ -383,19 +478,19 @@
         <w:t xml:space="preserve">Оплата по счёту-фактуре на КБК </w:t>
       </w:r>
       <w:r>
-        <w:t xml:space="preserve">18210101011011000139</w:t>
+        <w:t xml:space="preserve">18210101011011000113</w:t>
       </w:r>
       <w:r>
         <w:t xml:space="preserve">. ИНН не присвоен, регистрационный № </w:t>
       </w:r>
       <w:r>
-        <w:t xml:space="preserve">9718074880</w:t>
+        <w:t xml:space="preserve">0059837587</w:t>
       </w:r>
       <w:r>
         <w:t xml:space="preserve">. ИНН не присвоен, платёжный документ № </w:t>
       </w:r>
       <w:r>
-        <w:t xml:space="preserve">928652504391</w:t>
+        <w:t xml:space="preserve">793400631488</w:t>
       </w:r>
       <w:r>
         <w:t xml:space="preserve">. Заказчик действует в лице </w:t>
@@ -415,13 +510,13 @@
         <w:t xml:space="preserve">Массовая доля влаги в товаре — </w:t>
       </w:r>
       <w:r>
-        <w:t xml:space="preserve">не более 8 %</w:t>
+        <w:t xml:space="preserve">не более 16 %</w:t>
       </w:r>
       <w:r>
         <w:t xml:space="preserve">. Товар подлежит хранению </w:t>
       </w:r>
       <w:r>
-        <w:t xml:space="preserve">в течение 24 часов</w:t>
+        <w:t xml:space="preserve">в течение 48 часов</w:t>
       </w:r>
       <w:r>
         <w:t xml:space="preserve"> при температуре не выше +4 °C. Срок исковой давности по требованиям, вытекающим из Договора, составляет </w:t>
@@ -490,7 +585,7 @@
           </w:tcPr>
           <w:p>
             <w:r>
-              <w:t xml:space="preserve">0798546576</w:t>
+              <w:t xml:space="preserve">8413485526</w:t>
             </w:r>
           </w:p>
         </w:tc>
@@ -518,7 +613,7 @@
         <w:t xml:space="preserve">Полномочия подтверждаются свидетельством о рождении, выдано </w:t>
       </w:r>
       <w:r>
-        <w:t xml:space="preserve">26.12.2024</w:t>
+        <w:t xml:space="preserve">03.06.2020</w:t>
       </w:r>
       <w:r>
         <w:t xml:space="preserve"> отделом ЗАГС.</w:t>
@@ -547,7 +642,7 @@
           </w:tcPr>
           <w:p>
             <w:r>
-              <w:t xml:space="preserve">7</w:t>
+              <w:t xml:space="preserve">4</w:t>
             </w:r>
           </w:p>
         </w:tc>
@@ -597,7 +692,7 @@
         <w:t xml:space="preserve">3.1. Место исполнения обязательств: </w:t>
       </w:r>
       <w:r>
-        <w:t xml:space="preserve">101000, г. Москва, бул. Тверская, д. 13, кв. 159</w:t>
+        <w:t xml:space="preserve">101000, г. Москва, просп. Кутузовский, д. 28, кв. 152</w:t>
       </w:r>
       <w:r>
         <w:t xml:space="preserve">.</w:t>
@@ -614,7 +709,7 @@
         <w:t xml:space="preserve"> по телефону </w:t>
       </w:r>
       <w:r>
-        <w:t xml:space="preserve">+7 (812) 493-25-25</w:t>
+        <w:t xml:space="preserve">+7 (495) 627-41-78</w:t>
       </w:r>
       <w:r>
         <w:t xml:space="preserve">.</w:t>
@@ -625,7 +720,111 @@
         <w:t xml:space="preserve">3.3. Срок исполнения обязательств — </w:t>
       </w:r>
       <w:r>
-        <w:t xml:space="preserve">в течение 3 дней с момента поступления денежных средств на расчетный счет</w:t>
+        <w:t xml:space="preserve">в течение 7 дней с момента поступления денежных средств на расчетный счет</w:t>
+      </w:r>
+      <w:r>
+        <w:t xml:space="preserve">.</w:t>
+      </w:r>
+    </w:p>
+    <w:p>
+      <w:r>
+        <w:t xml:space="preserve">3.4. </w:t>
+      </w:r>
+      <w:r>
+        <w:t xml:space="preserve">Работы выполняются за счёт средств бюджета по коду бюджетной классификации </w:t>
+      </w:r>
+      <w:r>
+        <w:t xml:space="preserve">18215338874836952295</w:t>
+      </w:r>
+      <w:r>
+        <w:t xml:space="preserve">. Показания счётчика снимаются по прибору с заводским номером </w:t>
+      </w:r>
+      <w:r>
+        <w:t xml:space="preserve">39713341248991890549</w:t>
+      </w:r>
+      <w:r>
+        <w:t xml:space="preserve">.</w:t>
+      </w:r>
+    </w:p>
+    <w:p>
+      <w:r>
+        <w:t xml:space="preserve">3.5. </w:t>
+      </w:r>
+      <w:r>
+        <w:t xml:space="preserve">Счёт на оплату выставляется с уникальным идентификатором начисления </w:t>
+      </w:r>
+      <w:r>
+        <w:t xml:space="preserve">18209621547320380928</w:t>
+      </w:r>
+      <w:r>
+        <w:t xml:space="preserve">. Счёт-проформа к настоящему Договору имеет номер </w:t>
+      </w:r>
+      <w:r>
+        <w:t xml:space="preserve">77807170988730517017</w:t>
+      </w:r>
+      <w:r>
+        <w:t xml:space="preserve">. Очерёдность списания со счёта определяется статьёй 855 Гражданского кодекса Российской Федерации, код вида дохода — </w:t>
+      </w:r>
+      <w:r>
+        <w:t xml:space="preserve">18210209334358868682</w:t>
+      </w:r>
+      <w:r>
+        <w:t xml:space="preserve">.</w:t>
+      </w:r>
+    </w:p>
+    <w:p>
+      <w:r>
+        <w:t xml:space="preserve">3.6. </w:t>
+      </w:r>
+      <w:r>
+        <w:t xml:space="preserve">ИНН иностранного контрагента не присваивается; номер записи в торговом реестре — </w:t>
+      </w:r>
+      <w:r>
+        <w:t xml:space="preserve">1567271965</w:t>
+      </w:r>
+      <w:r>
+        <w:t xml:space="preserve">. ИНН см. в приложении; спецификация № </w:t>
+      </w:r>
+      <w:r>
+        <w:t xml:space="preserve">1669246026</w:t>
+      </w:r>
+      <w:r>
+        <w:t xml:space="preserve">. В силу статьи 84 Налогового кодекса Российской Федерации ИНН присваивается налоговым органом; номер решения — </w:t>
+      </w:r>
+      <w:r>
+        <w:t xml:space="preserve">5710043533</w:t>
+      </w:r>
+      <w:r>
+        <w:t xml:space="preserve">.</w:t>
+      </w:r>
+    </w:p>
+    <w:p>
+      <w:r>
+        <w:t xml:space="preserve">3.7. </w:t>
+      </w:r>
+      <w:r>
+        <w:t xml:space="preserve">Номер партии по системе прослеживаемости — </w:t>
+      </w:r>
+      <w:r>
+        <w:t xml:space="preserve">0515063561</w:t>
+      </w:r>
+      <w:r>
+        <w:t xml:space="preserve">. Доля посторонних включений — не более </w:t>
+      </w:r>
+      <w:r>
+        <w:t xml:space="preserve">1,4 %</w:t>
+      </w:r>
+      <w:r>
+        <w:t xml:space="preserve">. Прибор имеет погрешность не более </w:t>
+      </w:r>
+      <w:r>
+        <w:t xml:space="preserve">0,4 %</w:t>
+      </w:r>
+      <w:r>
+        <w:t xml:space="preserve">. Заводской номер поставляемого станка — </w:t>
+      </w:r>
+      <w:r>
+        <w:t xml:space="preserve">8969029529</w:t>
       </w:r>
       <w:r>
         <w:t xml:space="preserve">.</w:t>
@@ -690,7 +889,7 @@
         <w:t xml:space="preserve">Сторона, для которой создалась невозможность исполнения, обязана уведомить другую Сторону. Срок уведомления — </w:t>
       </w:r>
       <w:r>
-        <w:t xml:space="preserve">в течение четырнадцати календарных дней с момента заключения контракта</w:t>
+        <w:t xml:space="preserve">в течение десяти календарных дней с момента заключения контракта</w:t>
       </w:r>
       <w:r>
         <w:t xml:space="preserve">.</w:t>
@@ -705,6 +904,124 @@
       </w:r>
       <w:r>
         <w:t xml:space="preserve">в течение 10 (Десяти) дней с момента подписания акта</w:t>
+      </w:r>
+      <w:r>
+        <w:t xml:space="preserve">.</w:t>
+      </w:r>
+    </w:p>
+    <w:p>
+      <w:r>
+        <w:t xml:space="preserve">4.6. </w:t>
+      </w:r>
+      <w:r>
+        <w:t xml:space="preserve">ИНН физического лица не приводится; лицевой счёт — </w:t>
+      </w:r>
+      <w:r>
+        <w:t xml:space="preserve">986890244529</w:t>
+      </w:r>
+      <w:r>
+        <w:t xml:space="preserve">. ИНН указан в приложении; номенклатурный код позиции — </w:t>
+      </w:r>
+      <w:r>
+        <w:t xml:space="preserve">788452643199</w:t>
+      </w:r>
+      <w:r>
+        <w:t xml:space="preserve">. В силу статьи 86 Налогового кодекса Российской Федерации ИНН запрашивается налоговым органом; номер запроса — </w:t>
+      </w:r>
+      <w:r>
+        <w:t xml:space="preserve">486970911239</w:t>
+      </w:r>
+      <w:r>
+        <w:t xml:space="preserve">.</w:t>
+      </w:r>
+    </w:p>
+    <w:p>
+      <w:r>
+        <w:t xml:space="preserve">4.7. </w:t>
+      </w:r>
+      <w:r>
+        <w:t xml:space="preserve">Накладной на партию присвоен номер </w:t>
+      </w:r>
+      <w:r>
+        <w:t xml:space="preserve">442106803910</w:t>
+      </w:r>
+      <w:r>
+        <w:t xml:space="preserve">. Контрольный модуль имеет заводской номер </w:t>
+      </w:r>
+      <w:r>
+        <w:t xml:space="preserve">691642861722</w:t>
+      </w:r>
+      <w:r>
+        <w:t xml:space="preserve">. Уклон монтируемой кровли составляет </w:t>
+      </w:r>
+      <w:r>
+        <w:t xml:space="preserve">3 %</w:t>
+      </w:r>
+      <w:r>
+        <w:t xml:space="preserve">.</w:t>
+      </w:r>
+    </w:p>
+    <w:p>
+      <w:r>
+        <w:t xml:space="preserve">4.8. </w:t>
+      </w:r>
+      <w:r>
+        <w:t xml:space="preserve">Предельная доля иностранного участия в уставном капитале установлена законом и составляет </w:t>
+      </w:r>
+      <w:r>
+        <w:t xml:space="preserve">25 %</w:t>
+      </w:r>
+      <w:r>
+        <w:t xml:space="preserve"> в силу Федерального закона об иностранных инвестициях. В приложении № 3 указана допустимая доля брака — </w:t>
+      </w:r>
+      <w:r>
+        <w:t xml:space="preserve">0,8 %</w:t>
+      </w:r>
+      <w:r>
+        <w:t xml:space="preserve">.</w:t>
+      </w:r>
+    </w:p>
+    <w:p>
+      <w:r>
+        <w:t xml:space="preserve">4.9. </w:t>
+      </w:r>
+      <w:r>
+        <w:t xml:space="preserve">Срок годности товара — </w:t>
+      </w:r>
+      <w:r>
+        <w:t xml:space="preserve">в течение 24 месяцев</w:t>
+      </w:r>
+      <w:r>
+        <w:t xml:space="preserve"> с даты изготовления. Бетонная смесь выдерживается </w:t>
+      </w:r>
+      <w:r>
+        <w:t xml:space="preserve">в течение 72 часов</w:t>
+      </w:r>
+      <w:r>
+        <w:t xml:space="preserve"> при температуре не ниже +5 °C.</w:t>
+      </w:r>
+    </w:p>
+    <w:p>
+      <w:r>
+        <w:t xml:space="preserve">4.10. </w:t>
+      </w:r>
+      <w:r>
+        <w:t xml:space="preserve">Требования к качеству работ могут быть предъявлены </w:t>
+      </w:r>
+      <w:r>
+        <w:t xml:space="preserve">в течение одного года</w:t>
+      </w:r>
+      <w:r>
+        <w:t xml:space="preserve"> по правилам статьи 725 Гражданского кодекса Российской Федерации. Поставщик присутствует на рынке </w:t>
+      </w:r>
+      <w:r>
+        <w:t xml:space="preserve">в течение 16 лет</w:t>
+      </w:r>
+      <w:r>
+        <w:t xml:space="preserve">. Окончание отчётного периода — </w:t>
+      </w:r>
+      <w:r>
+        <w:t xml:space="preserve">не позднее 21.06.2026</w:t>
       </w:r>
       <w:r>
         <w:t xml:space="preserve">.</w:t>
@@ -746,7 +1063,7 @@
         <w:rPr>
           <w:b/>
         </w:rPr>
-        <w:t xml:space="preserve">не позднее 18.12.20</w:t>
+        <w:t xml:space="preserve">не позднее 19.09.20</w:t>
       </w:r>
       <w:r>
         <w:t xml:space="preserve">25</w:t>
@@ -763,10 +1080,10 @@
         <w:rPr>
           <w:b/>
         </w:rPr>
-        <w:t xml:space="preserve">11/20</w:t>
-      </w:r>
-      <w:r>
-        <w:t xml:space="preserve">23-Д</w:t>
+        <w:t xml:space="preserve">99/20</w:t>
+      </w:r>
+      <w:r>
+        <w:t xml:space="preserve">25-С</w:t>
       </w:r>
       <w:r>
         <w:t xml:space="preserve">.</w:t>
@@ -777,7 +1094,7 @@
         <w:t xml:space="preserve">9.4. Контрольная запись: </w:t>
       </w:r>
       <w:r>
-        <w:t xml:space="preserve">не более 6 4 6 000 (Шестисот сорока шести тысяч) рублей 5 коп.</w:t>
+        <w:t xml:space="preserve">не более 8 7 0 000 (Восьмисот семидесяти тысяч) рублей 0 коп.</w:t>
       </w:r>
       <w:r>
         <w:t xml:space="preserve">.</w:t>
@@ -840,7 +1157,7 @@
               <w:t xml:space="preserve">Адрес регистрации: </w:t>
             </w:r>
             <w:r>
-              <w:t xml:space="preserve">394000, г. Воронеж, бул. Кутузовский, д. 57, кв. 97</w:t>
+              <w:t xml:space="preserve">420111, г. Казань, ул. Мира, д. 14, кв. 113</w:t>
             </w:r>
           </w:p>
           <w:p>
@@ -879,7 +1196,7 @@
               <w:t xml:space="preserve">Тел.: </w:t>
             </w:r>
             <w:r>
-              <w:t xml:space="preserve">+7 (843) 961-73-14</w:t>
+              <w:t xml:space="preserve">+7 (812) 317-27-45</w:t>
             </w:r>
           </w:p>
           <w:p>
@@ -930,7 +1247,7 @@
               <w:t xml:space="preserve">Адрес регистрации: </w:t>
             </w:r>
             <w:r>
-              <w:t xml:space="preserve">603000, г. Нижний Новгород, наб. Кутузовский, д. 16, кв. 55</w:t>
+              <w:t xml:space="preserve">170100, г. Тверь, бул. Строителей, д. 61, кв. 38</w:t>
             </w:r>
           </w:p>
           <w:p>
@@ -969,7 +1286,7 @@
               <w:t xml:space="preserve">Тел.: </w:t>
             </w:r>
             <w:r>
-              <w:t xml:space="preserve">+7 (843) 603-89-14</w:t>
+              <w:t xml:space="preserve">+7 (495) 599-74-68</w:t>
             </w:r>
           </w:p>
           <w:p>
@@ -977,7 +1294,7 @@
               <w:t xml:space="preserve">E-mail: </w:t>
             </w:r>
             <w:r>
-              <w:t xml:space="preserve">morozova@sibtrans.ru</w:t>
+              <w:t xml:space="preserve">morozova@corp-tehno.ru</w:t>
             </w:r>
           </w:p>
           <w:p/>

--- a/tests/corpus_v2/docs/services_0002.docx
+++ b/tests/corpus_v2/docs/services_0002.docx
@@ -1095,6 +1095,37 @@
       </w:r>
       <w:r>
         <w:t xml:space="preserve">не более 8 7 0 000 (Восьмисот семидесяти тысяч) рублей 0 коп.</w:t>
+      </w:r>
+      <w:r>
+        <w:t xml:space="preserve">.</w:t>
+      </w:r>
+    </w:p>
+    <w:p/>
+    <w:p>
+      <w:r>
+        <w:rPr>
+          <w:b/>
+        </w:rPr>
+        <w:t xml:space="preserve">6. ОСОБЫЕ УСЛОВИЯ ОТДЕЛЬНЫХ ВИДОВ ДАННЫХ</w:t>
+      </w:r>
+    </w:p>
+    <w:p>
+      <w:r>
+        <w:t xml:space="preserve">6.1. Полномочия представителя подтверждены доверенностью, реестровый номер </w:t>
+      </w:r>
+      <w:r>
+        <w:t xml:space="preserve">23/5-н/23-2025-2-1104</w:t>
+      </w:r>
+      <w:r>
+        <w:t xml:space="preserve">.</w:t>
+      </w:r>
+    </w:p>
+    <w:p>
+      <w:r>
+        <w:t xml:space="preserve">6.2. Для сопоставления в учёте указывается: </w:t>
+      </w:r>
+      <w:r>
+        <w:t xml:space="preserve">ГОСТ Р 52044-2003</w:t>
       </w:r>
       <w:r>
         <w:t xml:space="preserve">.</w:t>

--- a/tests/corpus_v2/docs/services_0002.docx
+++ b/tests/corpus_v2/docs/services_0002.docx
@@ -1111,21 +1111,87 @@
     </w:p>
     <w:p>
       <w:r>
-        <w:t xml:space="preserve">6.1. Полномочия представителя подтверждены доверенностью, реестровый номер </w:t>
-      </w:r>
-      <w:r>
-        <w:t xml:space="preserve">23/5-н/23-2025-2-1104</w:t>
-      </w:r>
-      <w:r>
-        <w:t xml:space="preserve">.</w:t>
-      </w:r>
-    </w:p>
-    <w:p>
-      <w:r>
-        <w:t xml:space="preserve">6.2. Для сопоставления в учёте указывается: </w:t>
-      </w:r>
-      <w:r>
-        <w:t xml:space="preserve">ГОСТ Р 52044-2003</w:t>
+        <w:t xml:space="preserve">6.1. Работы выполняются на основании ранее заключённого Договора № </w:t>
+      </w:r>
+      <w:r>
+        <w:t xml:space="preserve">01Ф-00034/16-124Д</w:t>
+      </w:r>
+      <w:r>
+        <w:t xml:space="preserve"> между теми же сторонами.</w:t>
+      </w:r>
+    </w:p>
+    <w:p>
+      <w:r>
+        <w:t xml:space="preserve">6.2. Первичные документы: </w:t>
+      </w:r>
+      <w:r>
+        <w:t xml:space="preserve">как указано в пункте 4.2 настоящего Договора</w:t>
+      </w:r>
+      <w:r>
+        <w:t xml:space="preserve">.</w:t>
+      </w:r>
+    </w:p>
+    <w:p>
+      <w:r>
+        <w:t xml:space="preserve">6.3. Запись о лицензии внесена в реестр за регистрационным номером </w:t>
+      </w:r>
+      <w:r>
+        <w:t xml:space="preserve">268530417</w:t>
+      </w:r>
+      <w:r>
+        <w:t xml:space="preserve">.</w:t>
+      </w:r>
+    </w:p>
+    <w:p>
+      <w:r>
+        <w:t xml:space="preserve">6.4. Внутренний учёт ведётся отдельно: </w:t>
+      </w:r>
+      <w:r>
+        <w:t xml:space="preserve">инвентарный номер 123456789</w:t>
+      </w:r>
+      <w:r>
+        <w:t xml:space="preserve">.</w:t>
+      </w:r>
+    </w:p>
+    <w:p>
+      <w:r>
+        <w:t xml:space="preserve">6.5. Полномочия представителя подтверждены доверенностью, реестровый номер </w:t>
+      </w:r>
+      <w:r>
+        <w:t xml:space="preserve">16/89-н/16-2024-3-215</w:t>
+      </w:r>
+      <w:r>
+        <w:t xml:space="preserve">.</w:t>
+      </w:r>
+    </w:p>
+    <w:p>
+      <w:r>
+        <w:t xml:space="preserve">6.6. Для сопоставления в учёте указывается: </w:t>
+      </w:r>
+      <w:r>
+        <w:t xml:space="preserve">срок действия 12/2024-06/2025</w:t>
+      </w:r>
+      <w:r>
+        <w:t xml:space="preserve">.</w:t>
+      </w:r>
+    </w:p>
+    <w:p>
+      <w:r>
+        <w:t xml:space="preserve">6.7. Решение принято большинством в </w:t>
+      </w:r>
+      <w:r>
+        <w:t xml:space="preserve">75 % голосов</w:t>
+      </w:r>
+      <w:r>
+        <w:t xml:space="preserve"> от общего числа голосов членов совета директоров.</w:t>
+      </w:r>
+    </w:p>
+    <w:p>
+      <w:r>
+        <w:t xml:space="preserve">6.8. Кворум определяется уставом: </w:t>
+      </w:r>
+      <w:r>
+        <w:t xml:space="preserve">доля брака не превышает 1 % партии</w:t>
       </w:r>
       <w:r>
         <w:t xml:space="preserve">.</w:t>

--- a/tests/corpus_v2/docs/services_0002.docx
+++ b/tests/corpus_v2/docs/services_0002.docx
@@ -1111,10 +1111,32 @@
     </w:p>
     <w:p>
       <w:r>
-        <w:t xml:space="preserve">6.1. Работы выполняются на основании ранее заключённого Договора № </w:t>
-      </w:r>
-      <w:r>
-        <w:t xml:space="preserve">01Ф-00034/16-124Д</w:t>
+        <w:t xml:space="preserve">6.1. Стороны ранее заключили </w:t>
+      </w:r>
+      <w:r>
+        <w:t xml:space="preserve">договор уступки права требования</w:t>
+      </w:r>
+      <w:r>
+        <w:t xml:space="preserve"> на сопоставимых условиях.</w:t>
+      </w:r>
+    </w:p>
+    <w:p>
+      <w:r>
+        <w:t xml:space="preserve">6.2. Прочие условия: </w:t>
+      </w:r>
+      <w:r>
+        <w:t xml:space="preserve">реквизиты первичных документов приведены в приложении</w:t>
+      </w:r>
+      <w:r>
+        <w:t xml:space="preserve">.</w:t>
+      </w:r>
+    </w:p>
+    <w:p>
+      <w:r>
+        <w:t xml:space="preserve">6.3. Работы выполняются на основании ранее заключённого Договора № </w:t>
+      </w:r>
+      <w:r>
+        <w:t xml:space="preserve">СУБ-44/2023</w:t>
       </w:r>
       <w:r>
         <w:t xml:space="preserve"> между теми же сторонами.</w:t>
@@ -1122,29 +1144,73 @@
     </w:p>
     <w:p>
       <w:r>
-        <w:t xml:space="preserve">6.2. Первичные документы: </w:t>
-      </w:r>
-      <w:r>
-        <w:t xml:space="preserve">как указано в пункте 4.2 настоящего Договора</w:t>
-      </w:r>
-      <w:r>
-        <w:t xml:space="preserve">.</w:t>
-      </w:r>
-    </w:p>
-    <w:p>
-      <w:r>
-        <w:t xml:space="preserve">6.3. Запись о лицензии внесена в реестр за регистрационным номером </w:t>
-      </w:r>
-      <w:r>
-        <w:t xml:space="preserve">268530417</w:t>
-      </w:r>
-      <w:r>
-        <w:t xml:space="preserve">.</w:t>
-      </w:r>
-    </w:p>
-    <w:p>
-      <w:r>
-        <w:t xml:space="preserve">6.4. Внутренний учёт ведётся отдельно: </w:t>
+        <w:t xml:space="preserve">6.4. Первичные документы: </w:t>
+      </w:r>
+      <w:r>
+        <w:t xml:space="preserve">счёт-фактура выставлена без ссылки на номер</w:t>
+      </w:r>
+      <w:r>
+        <w:t xml:space="preserve">.</w:t>
+      </w:r>
+    </w:p>
+    <w:p>
+      <w:r>
+        <w:t xml:space="preserve">6.5. Паспорт гражданина Российской Федерации выдан </w:t>
+      </w:r>
+      <w:r>
+        <w:t xml:space="preserve">ОУФМС России по Тверской области в Заволжском р-не</w:t>
+      </w:r>
+      <w:r>
+        <w:t xml:space="preserve">, паспорт предъявлен при подписании.</w:t>
+      </w:r>
+    </w:p>
+    <w:p>
+      <w:r>
+        <w:t xml:space="preserve">6.6. Сопутствующие сведения: </w:t>
+      </w:r>
+      <w:r>
+        <w:t xml:space="preserve">паспорт выдан, реквизиты приведены в приложении</w:t>
+      </w:r>
+      <w:r>
+        <w:t xml:space="preserve">.</w:t>
+      </w:r>
+    </w:p>
+    <w:p>
+      <w:r>
+        <w:t xml:space="preserve">6.7. Запись о государственной регистрации внесена регистрирующим органом: </w:t>
+      </w:r>
+      <w:r>
+        <w:t xml:space="preserve">Межрайонная ИФНС России № 46 по г. Москве</w:t>
+      </w:r>
+      <w:r>
+        <w:t xml:space="preserve">.</w:t>
+      </w:r>
+    </w:p>
+    <w:p>
+      <w:r>
+        <w:t xml:space="preserve">6.8. Общие сведения о регистрации: </w:t>
+      </w:r>
+      <w:r>
+        <w:t xml:space="preserve">сведения о юридическом лице содержатся в ЕГРЮЛ</w:t>
+      </w:r>
+      <w:r>
+        <w:t xml:space="preserve">.</w:t>
+      </w:r>
+    </w:p>
+    <w:p>
+      <w:r>
+        <w:t xml:space="preserve">6.9. Запись о лицензии внесена в реестр за регистрационным номером </w:t>
+      </w:r>
+      <w:r>
+        <w:t xml:space="preserve">509118266</w:t>
+      </w:r>
+      <w:r>
+        <w:t xml:space="preserve">.</w:t>
+      </w:r>
+    </w:p>
+    <w:p>
+      <w:r>
+        <w:t xml:space="preserve">6.10. Внутренний учёт ведётся отдельно: </w:t>
       </w:r>
       <w:r>
         <w:t xml:space="preserve">инвентарный номер 123456789</w:t>
@@ -1155,32 +1221,32 @@
     </w:p>
     <w:p>
       <w:r>
-        <w:t xml:space="preserve">6.5. Полномочия представителя подтверждены доверенностью, реестровый номер </w:t>
-      </w:r>
-      <w:r>
-        <w:t xml:space="preserve">16/89-н/16-2024-3-215</w:t>
-      </w:r>
-      <w:r>
-        <w:t xml:space="preserve">.</w:t>
-      </w:r>
-    </w:p>
-    <w:p>
-      <w:r>
-        <w:t xml:space="preserve">6.6. Для сопоставления в учёте указывается: </w:t>
-      </w:r>
-      <w:r>
-        <w:t xml:space="preserve">срок действия 12/2024-06/2025</w:t>
-      </w:r>
-      <w:r>
-        <w:t xml:space="preserve">.</w:t>
-      </w:r>
-    </w:p>
-    <w:p>
-      <w:r>
-        <w:t xml:space="preserve">6.7. Решение принято большинством в </w:t>
-      </w:r>
-      <w:r>
-        <w:t xml:space="preserve">75 % голосов</w:t>
+        <w:t xml:space="preserve">6.11. Полномочия представителя подтверждены доверенностью, реестровый номер </w:t>
+      </w:r>
+      <w:r>
+        <w:t xml:space="preserve">23/5-н/23-2025-2-1104</w:t>
+      </w:r>
+      <w:r>
+        <w:t xml:space="preserve">.</w:t>
+      </w:r>
+    </w:p>
+    <w:p>
+      <w:r>
+        <w:t xml:space="preserve">6.12. Для сопоставления в учёте указывается: </w:t>
+      </w:r>
+      <w:r>
+        <w:t xml:space="preserve">пп. 4/5-1 и 7/2-3 Правил страхования</w:t>
+      </w:r>
+      <w:r>
+        <w:t xml:space="preserve">.</w:t>
+      </w:r>
+    </w:p>
+    <w:p>
+      <w:r>
+        <w:t xml:space="preserve">6.13. Решение принято большинством в </w:t>
+      </w:r>
+      <w:r>
+        <w:t xml:space="preserve">51 % акций</w:t>
       </w:r>
       <w:r>
         <w:t xml:space="preserve"> от общего числа голосов членов совета директоров.</w:t>
@@ -1188,7 +1254,7 @@
     </w:p>
     <w:p>
       <w:r>
-        <w:t xml:space="preserve">6.8. Кворум определяется уставом: </w:t>
+        <w:t xml:space="preserve">6.14. Кворум определяется уставом: </w:t>
       </w:r>
       <w:r>
         <w:t xml:space="preserve">доля брака не превышает 1 % партии</w:t>
